--- a/task5/Задание5.docx
+++ b/task5/Задание5.docx
@@ -414,13 +414,23 @@
         </w:rPr>
         <w:t xml:space="preserve">                                   Выполнил: </w:t>
       </w:r>
+      <w:proofErr w:type="spellStart"/>
       <w:r>
         <w:rPr>
           <w:rFonts w:asciiTheme="minorHAnsi" w:eastAsia="Calibri" w:hAnsiTheme="minorHAnsi" w:cstheme="minorHAnsi"/>
           <w:sz w:val="32"/>
           <w:lang w:eastAsia="zh-CN"/>
         </w:rPr>
-        <w:t>Рундквист Евгений Алексеевич</w:t>
+        <w:t>Рундквист</w:t>
+      </w:r>
+      <w:proofErr w:type="spellEnd"/>
+      <w:r>
+        <w:rPr>
+          <w:rFonts w:asciiTheme="minorHAnsi" w:eastAsia="Calibri" w:hAnsiTheme="minorHAnsi" w:cstheme="minorHAnsi"/>
+          <w:sz w:val="32"/>
+          <w:lang w:eastAsia="zh-CN"/>
+        </w:rPr>
+        <w:t xml:space="preserve"> Евгений Алексеевич</w:t>
       </w:r>
     </w:p>
     <w:p>
@@ -474,8 +484,28 @@
           <w:sz w:val="32"/>
           <w:lang w:eastAsia="zh-CN"/>
         </w:rPr>
-        <w:t>Проверили: Зольникова</w:t>
-      </w:r>
+        <w:t>Проверила</w:t>
+      </w:r>
+      <w:bookmarkStart w:id="2" w:name="_GoBack"/>
+      <w:bookmarkEnd w:id="2"/>
+      <w:r>
+        <w:rPr>
+          <w:rFonts w:asciiTheme="minorHAnsi" w:eastAsia="Calibri" w:hAnsiTheme="minorHAnsi" w:cstheme="minorHAnsi"/>
+          <w:sz w:val="32"/>
+          <w:lang w:eastAsia="zh-CN"/>
+        </w:rPr>
+        <w:t xml:space="preserve">: </w:t>
+      </w:r>
+      <w:proofErr w:type="spellStart"/>
+      <w:r>
+        <w:rPr>
+          <w:rFonts w:asciiTheme="minorHAnsi" w:eastAsia="Calibri" w:hAnsiTheme="minorHAnsi" w:cstheme="minorHAnsi"/>
+          <w:sz w:val="32"/>
+          <w:lang w:eastAsia="zh-CN"/>
+        </w:rPr>
+        <w:t>Зольникова</w:t>
+      </w:r>
+      <w:proofErr w:type="spellEnd"/>
     </w:p>
     <w:p>
       <w:pPr>
@@ -637,7 +667,27 @@
           <w:sz w:val="28"/>
           <w:szCs w:val="28"/>
         </w:rPr>
-        <w:t>Имеем экспериментальные данные  x</w:t>
+        <w:t xml:space="preserve">Имеем экспериментальные </w:t>
+      </w:r>
+      <w:proofErr w:type="gramStart"/>
+      <w:r>
+        <w:rPr>
+          <w:rStyle w:val="normaltextrun"/>
+          <w:color w:val="242424"/>
+          <w:sz w:val="28"/>
+          <w:szCs w:val="28"/>
+        </w:rPr>
+        <w:t xml:space="preserve">данные  </w:t>
+      </w:r>
+      <w:proofErr w:type="spellStart"/>
+      <w:r>
+        <w:rPr>
+          <w:rStyle w:val="normaltextrun"/>
+          <w:color w:val="242424"/>
+          <w:sz w:val="28"/>
+          <w:szCs w:val="28"/>
+        </w:rPr>
+        <w:t>x</w:t>
       </w:r>
       <w:r>
         <w:rPr>
@@ -649,6 +699,8 @@
         </w:rPr>
         <w:t>i</w:t>
       </w:r>
+      <w:proofErr w:type="spellEnd"/>
+      <w:proofErr w:type="gramEnd"/>
       <w:r>
         <w:rPr>
           <w:rStyle w:val="normaltextrun"/>
@@ -656,7 +708,17 @@
           <w:sz w:val="28"/>
           <w:szCs w:val="28"/>
         </w:rPr>
-        <w:t xml:space="preserve"> = 1,2...,20    y</w:t>
+        <w:t xml:space="preserve"> = 1,2...,20    </w:t>
+      </w:r>
+      <w:proofErr w:type="spellStart"/>
+      <w:r>
+        <w:rPr>
+          <w:rStyle w:val="normaltextrun"/>
+          <w:color w:val="242424"/>
+          <w:sz w:val="28"/>
+          <w:szCs w:val="28"/>
+        </w:rPr>
+        <w:t>y</w:t>
       </w:r>
       <w:r>
         <w:rPr>
@@ -668,6 +730,7 @@
         </w:rPr>
         <w:t>i</w:t>
       </w:r>
+      <w:proofErr w:type="spellEnd"/>
       <w:r>
         <w:rPr>
           <w:rStyle w:val="normaltextrun"/>
@@ -675,7 +738,17 @@
           <w:sz w:val="28"/>
           <w:szCs w:val="28"/>
         </w:rPr>
-        <w:t xml:space="preserve"> = x</w:t>
+        <w:t xml:space="preserve"> = </w:t>
+      </w:r>
+      <w:proofErr w:type="spellStart"/>
+      <w:r>
+        <w:rPr>
+          <w:rStyle w:val="normaltextrun"/>
+          <w:color w:val="242424"/>
+          <w:sz w:val="28"/>
+          <w:szCs w:val="28"/>
+        </w:rPr>
+        <w:t>x</w:t>
       </w:r>
       <w:r>
         <w:rPr>
@@ -687,6 +760,7 @@
         </w:rPr>
         <w:t>i</w:t>
       </w:r>
+      <w:proofErr w:type="spellEnd"/>
       <w:r>
         <w:rPr>
           <w:rStyle w:val="normaltextrun"/>
@@ -724,7 +798,27 @@
           <w:sz w:val="28"/>
           <w:szCs w:val="28"/>
         </w:rPr>
-        <w:t xml:space="preserve">1). Визуализировать данные и построить аппроксимирующую прямую  h(x) = </w:t>
+        <w:t xml:space="preserve">1). Визуализировать данные и построить аппроксимирующую </w:t>
+      </w:r>
+      <w:proofErr w:type="gramStart"/>
+      <w:r>
+        <w:rPr>
+          <w:rStyle w:val="normaltextrun"/>
+          <w:color w:val="242424"/>
+          <w:sz w:val="28"/>
+          <w:szCs w:val="28"/>
+        </w:rPr>
+        <w:t>прямую  h</w:t>
+      </w:r>
+      <w:proofErr w:type="gramEnd"/>
+      <w:r>
+        <w:rPr>
+          <w:rStyle w:val="normaltextrun"/>
+          <w:color w:val="242424"/>
+          <w:sz w:val="28"/>
+          <w:szCs w:val="28"/>
+        </w:rPr>
+        <w:t xml:space="preserve">(x) = </w:t>
       </w:r>
       <w:r>
         <w:rPr>
@@ -1082,6 +1176,7 @@
           <w:lang w:val="en-US"/>
         </w:rPr>
       </w:pPr>
+      <w:proofErr w:type="gramStart"/>
       <w:r>
         <w:rPr>
           <w:rFonts w:ascii="Consolas" w:eastAsia="Times New Roman" w:hAnsi="Consolas" w:cs="Times New Roman"/>
@@ -1092,15 +1187,38 @@
         </w:rPr>
         <w:t>import</w:t>
       </w:r>
-      <w:r>
-        <w:rPr>
-          <w:rFonts w:ascii="Consolas" w:eastAsia="Times New Roman" w:hAnsi="Consolas" w:cs="Times New Roman"/>
-          <w:color w:val="ABB2BF"/>
-          <w:sz w:val="23"/>
-          <w:szCs w:val="23"/>
-          <w:lang w:val="en-US"/>
-        </w:rPr>
-        <w:t xml:space="preserve"> numpy </w:t>
+      <w:proofErr w:type="gramEnd"/>
+      <w:r>
+        <w:rPr>
+          <w:rFonts w:ascii="Consolas" w:eastAsia="Times New Roman" w:hAnsi="Consolas" w:cs="Times New Roman"/>
+          <w:color w:val="ABB2BF"/>
+          <w:sz w:val="23"/>
+          <w:szCs w:val="23"/>
+          <w:lang w:val="en-US"/>
+        </w:rPr>
+        <w:t xml:space="preserve"> </w:t>
+      </w:r>
+      <w:proofErr w:type="spellStart"/>
+      <w:r>
+        <w:rPr>
+          <w:rFonts w:ascii="Consolas" w:eastAsia="Times New Roman" w:hAnsi="Consolas" w:cs="Times New Roman"/>
+          <w:color w:val="ABB2BF"/>
+          <w:sz w:val="23"/>
+          <w:szCs w:val="23"/>
+          <w:lang w:val="en-US"/>
+        </w:rPr>
+        <w:t>numpy</w:t>
+      </w:r>
+      <w:proofErr w:type="spellEnd"/>
+      <w:r>
+        <w:rPr>
+          <w:rFonts w:ascii="Consolas" w:eastAsia="Times New Roman" w:hAnsi="Consolas" w:cs="Times New Roman"/>
+          <w:color w:val="ABB2BF"/>
+          <w:sz w:val="23"/>
+          <w:szCs w:val="23"/>
+          <w:lang w:val="en-US"/>
+        </w:rPr>
+        <w:t xml:space="preserve"> </w:t>
       </w:r>
       <w:r>
         <w:rPr>
@@ -1136,6 +1254,7 @@
           <w:lang w:val="en-US"/>
         </w:rPr>
       </w:pPr>
+      <w:proofErr w:type="gramStart"/>
       <w:r>
         <w:rPr>
           <w:rFonts w:ascii="Consolas" w:eastAsia="Times New Roman" w:hAnsi="Consolas" w:cs="Times New Roman"/>
@@ -1146,15 +1265,38 @@
         </w:rPr>
         <w:t>import</w:t>
       </w:r>
-      <w:r>
-        <w:rPr>
-          <w:rFonts w:ascii="Consolas" w:eastAsia="Times New Roman" w:hAnsi="Consolas" w:cs="Times New Roman"/>
-          <w:color w:val="ABB2BF"/>
-          <w:sz w:val="23"/>
-          <w:szCs w:val="23"/>
-          <w:lang w:val="en-US"/>
-        </w:rPr>
-        <w:t xml:space="preserve"> matplotlib.pyplot </w:t>
+      <w:proofErr w:type="gramEnd"/>
+      <w:r>
+        <w:rPr>
+          <w:rFonts w:ascii="Consolas" w:eastAsia="Times New Roman" w:hAnsi="Consolas" w:cs="Times New Roman"/>
+          <w:color w:val="ABB2BF"/>
+          <w:sz w:val="23"/>
+          <w:szCs w:val="23"/>
+          <w:lang w:val="en-US"/>
+        </w:rPr>
+        <w:t xml:space="preserve"> </w:t>
+      </w:r>
+      <w:proofErr w:type="spellStart"/>
+      <w:r>
+        <w:rPr>
+          <w:rFonts w:ascii="Consolas" w:eastAsia="Times New Roman" w:hAnsi="Consolas" w:cs="Times New Roman"/>
+          <w:color w:val="ABB2BF"/>
+          <w:sz w:val="23"/>
+          <w:szCs w:val="23"/>
+          <w:lang w:val="en-US"/>
+        </w:rPr>
+        <w:t>matplotlib.pyplot</w:t>
+      </w:r>
+      <w:proofErr w:type="spellEnd"/>
+      <w:r>
+        <w:rPr>
+          <w:rFonts w:ascii="Consolas" w:eastAsia="Times New Roman" w:hAnsi="Consolas" w:cs="Times New Roman"/>
+          <w:color w:val="ABB2BF"/>
+          <w:sz w:val="23"/>
+          <w:szCs w:val="23"/>
+          <w:lang w:val="en-US"/>
+        </w:rPr>
+        <w:t xml:space="preserve"> </w:t>
       </w:r>
       <w:r>
         <w:rPr>
@@ -1174,8 +1316,20 @@
           <w:szCs w:val="23"/>
           <w:lang w:val="en-US"/>
         </w:rPr>
-        <w:t xml:space="preserve"> plt</w:t>
-      </w:r>
+        <w:t xml:space="preserve"> </w:t>
+      </w:r>
+      <w:proofErr w:type="spellStart"/>
+      <w:r>
+        <w:rPr>
+          <w:rFonts w:ascii="Consolas" w:eastAsia="Times New Roman" w:hAnsi="Consolas" w:cs="Times New Roman"/>
+          <w:color w:val="ABB2BF"/>
+          <w:sz w:val="23"/>
+          <w:szCs w:val="23"/>
+          <w:lang w:val="en-US"/>
+        </w:rPr>
+        <w:t>plt</w:t>
+      </w:r>
+      <w:proofErr w:type="spellEnd"/>
     </w:p>
     <w:p>
       <w:pPr>
@@ -1225,6 +1379,7 @@
           <w:szCs w:val="23"/>
         </w:rPr>
       </w:pPr>
+      <w:proofErr w:type="spellStart"/>
       <w:r>
         <w:rPr>
           <w:rFonts w:ascii="Consolas" w:eastAsia="Times New Roman" w:hAnsi="Consolas" w:cs="Times New Roman"/>
@@ -1234,6 +1389,7 @@
         </w:rPr>
         <w:t>def</w:t>
       </w:r>
+      <w:proofErr w:type="spellEnd"/>
       <w:r>
         <w:rPr>
           <w:rFonts w:ascii="Consolas" w:eastAsia="Times New Roman" w:hAnsi="Consolas" w:cs="Times New Roman"/>
@@ -1243,6 +1399,7 @@
         </w:rPr>
         <w:t xml:space="preserve"> </w:t>
       </w:r>
+      <w:proofErr w:type="gramStart"/>
       <w:r>
         <w:rPr>
           <w:rFonts w:ascii="Consolas" w:eastAsia="Times New Roman" w:hAnsi="Consolas" w:cs="Times New Roman"/>
@@ -1261,6 +1418,7 @@
         </w:rPr>
         <w:t>(</w:t>
       </w:r>
+      <w:proofErr w:type="gramEnd"/>
       <w:r>
         <w:rPr>
           <w:rFonts w:ascii="Consolas" w:eastAsia="Times New Roman" w:hAnsi="Consolas" w:cs="Times New Roman"/>
@@ -1319,6 +1477,7 @@
         </w:rPr>
         <w:t xml:space="preserve">    </w:t>
       </w:r>
+      <w:proofErr w:type="spellStart"/>
       <w:r>
         <w:rPr>
           <w:rFonts w:ascii="Consolas" w:eastAsia="Times New Roman" w:hAnsi="Consolas" w:cs="Times New Roman"/>
@@ -1328,6 +1487,7 @@
         </w:rPr>
         <w:t>return</w:t>
       </w:r>
+      <w:proofErr w:type="spellEnd"/>
       <w:r>
         <w:rPr>
           <w:rFonts w:ascii="Consolas" w:eastAsia="Times New Roman" w:hAnsi="Consolas" w:cs="Times New Roman"/>
@@ -1388,7 +1548,47 @@
           <w:sz w:val="23"/>
           <w:szCs w:val="23"/>
         </w:rPr>
-        <w:t># рассчет стоимоти ошибки</w:t>
+        <w:t xml:space="preserve"># </w:t>
+      </w:r>
+      <w:proofErr w:type="spellStart"/>
+      <w:r>
+        <w:rPr>
+          <w:rFonts w:ascii="Consolas" w:eastAsia="Times New Roman" w:hAnsi="Consolas" w:cs="Times New Roman"/>
+          <w:color w:val="7F848E"/>
+          <w:sz w:val="23"/>
+          <w:szCs w:val="23"/>
+        </w:rPr>
+        <w:t>рассчет</w:t>
+      </w:r>
+      <w:proofErr w:type="spellEnd"/>
+      <w:r>
+        <w:rPr>
+          <w:rFonts w:ascii="Consolas" w:eastAsia="Times New Roman" w:hAnsi="Consolas" w:cs="Times New Roman"/>
+          <w:color w:val="7F848E"/>
+          <w:sz w:val="23"/>
+          <w:szCs w:val="23"/>
+        </w:rPr>
+        <w:t xml:space="preserve"> </w:t>
+      </w:r>
+      <w:proofErr w:type="spellStart"/>
+      <w:r>
+        <w:rPr>
+          <w:rFonts w:ascii="Consolas" w:eastAsia="Times New Roman" w:hAnsi="Consolas" w:cs="Times New Roman"/>
+          <w:color w:val="7F848E"/>
+          <w:sz w:val="23"/>
+          <w:szCs w:val="23"/>
+        </w:rPr>
+        <w:t>стоимоти</w:t>
+      </w:r>
+      <w:proofErr w:type="spellEnd"/>
+      <w:r>
+        <w:rPr>
+          <w:rFonts w:ascii="Consolas" w:eastAsia="Times New Roman" w:hAnsi="Consolas" w:cs="Times New Roman"/>
+          <w:color w:val="7F848E"/>
+          <w:sz w:val="23"/>
+          <w:szCs w:val="23"/>
+        </w:rPr>
+        <w:t xml:space="preserve"> ошибки</w:t>
       </w:r>
     </w:p>
     <w:p>
@@ -1404,6 +1604,7 @@
           <w:lang w:val="en-US"/>
         </w:rPr>
       </w:pPr>
+      <w:proofErr w:type="gramStart"/>
       <w:r>
         <w:rPr>
           <w:rFonts w:ascii="Consolas" w:eastAsia="Times New Roman" w:hAnsi="Consolas" w:cs="Times New Roman"/>
@@ -1414,6 +1615,7 @@
         </w:rPr>
         <w:t>def</w:t>
       </w:r>
+      <w:proofErr w:type="gramEnd"/>
       <w:r>
         <w:rPr>
           <w:rFonts w:ascii="Consolas" w:eastAsia="Times New Roman" w:hAnsi="Consolas" w:cs="Times New Roman"/>
@@ -1424,6 +1626,7 @@
         </w:rPr>
         <w:t xml:space="preserve"> </w:t>
       </w:r>
+      <w:proofErr w:type="spellStart"/>
       <w:r>
         <w:rPr>
           <w:rFonts w:ascii="Consolas" w:eastAsia="Times New Roman" w:hAnsi="Consolas" w:cs="Times New Roman"/>
@@ -1434,6 +1637,7 @@
         </w:rPr>
         <w:t>compute_cost</w:t>
       </w:r>
+      <w:proofErr w:type="spellEnd"/>
       <w:r>
         <w:rPr>
           <w:rFonts w:ascii="Consolas" w:eastAsia="Times New Roman" w:hAnsi="Consolas" w:cs="Times New Roman"/>
@@ -1444,6 +1648,7 @@
         </w:rPr>
         <w:t>(</w:t>
       </w:r>
+      <w:proofErr w:type="spellStart"/>
       <w:r>
         <w:rPr>
           <w:rFonts w:ascii="Consolas" w:eastAsia="Times New Roman" w:hAnsi="Consolas" w:cs="Times New Roman"/>
@@ -1454,6 +1659,7 @@
         </w:rPr>
         <w:t>y_true</w:t>
       </w:r>
+      <w:proofErr w:type="spellEnd"/>
       <w:r>
         <w:rPr>
           <w:rFonts w:ascii="Consolas" w:eastAsia="Times New Roman" w:hAnsi="Consolas" w:cs="Times New Roman"/>
@@ -1506,7 +1712,29 @@
           <w:szCs w:val="23"/>
           <w:lang w:val="en-US"/>
         </w:rPr>
-        <w:t xml:space="preserve">    predictions </w:t>
+        <w:t xml:space="preserve">    </w:t>
+      </w:r>
+      <w:proofErr w:type="gramStart"/>
+      <w:r>
+        <w:rPr>
+          <w:rFonts w:ascii="Consolas" w:eastAsia="Times New Roman" w:hAnsi="Consolas" w:cs="Times New Roman"/>
+          <w:color w:val="ABB2BF"/>
+          <w:sz w:val="23"/>
+          <w:szCs w:val="23"/>
+          <w:lang w:val="en-US"/>
+        </w:rPr>
+        <w:t>predictions</w:t>
+      </w:r>
+      <w:proofErr w:type="gramEnd"/>
+      <w:r>
+        <w:rPr>
+          <w:rFonts w:ascii="Consolas" w:eastAsia="Times New Roman" w:hAnsi="Consolas" w:cs="Times New Roman"/>
+          <w:color w:val="ABB2BF"/>
+          <w:sz w:val="23"/>
+          <w:szCs w:val="23"/>
+          <w:lang w:val="en-US"/>
+        </w:rPr>
+        <w:t xml:space="preserve"> </w:t>
       </w:r>
       <w:r>
         <w:rPr>
@@ -1572,6 +1800,7 @@
         </w:rPr>
         <w:t xml:space="preserve">    </w:t>
       </w:r>
+      <w:proofErr w:type="gramStart"/>
       <w:r>
         <w:rPr>
           <w:rFonts w:ascii="Consolas" w:eastAsia="Times New Roman" w:hAnsi="Consolas" w:cs="Times New Roman"/>
@@ -1582,6 +1811,7 @@
         </w:rPr>
         <w:t>return</w:t>
       </w:r>
+      <w:proofErr w:type="gramEnd"/>
       <w:r>
         <w:rPr>
           <w:rFonts w:ascii="Consolas" w:eastAsia="Times New Roman" w:hAnsi="Consolas" w:cs="Times New Roman"/>
@@ -1690,7 +1920,18 @@
           <w:szCs w:val="23"/>
           <w:lang w:val="en-US"/>
         </w:rPr>
-        <w:t xml:space="preserve"> np.</w:t>
+        <w:t xml:space="preserve"> </w:t>
+      </w:r>
+      <w:proofErr w:type="spellStart"/>
+      <w:r>
+        <w:rPr>
+          <w:rFonts w:ascii="Consolas" w:eastAsia="Times New Roman" w:hAnsi="Consolas" w:cs="Times New Roman"/>
+          <w:color w:val="ABB2BF"/>
+          <w:sz w:val="23"/>
+          <w:szCs w:val="23"/>
+          <w:lang w:val="en-US"/>
+        </w:rPr>
+        <w:t>np.</w:t>
       </w:r>
       <w:r>
         <w:rPr>
@@ -1702,6 +1943,7 @@
         </w:rPr>
         <w:t>sum</w:t>
       </w:r>
+      <w:proofErr w:type="spellEnd"/>
       <w:r>
         <w:rPr>
           <w:rFonts w:ascii="Consolas" w:eastAsia="Times New Roman" w:hAnsi="Consolas" w:cs="Times New Roman"/>
@@ -1730,7 +1972,29 @@
           <w:szCs w:val="23"/>
           <w:lang w:val="en-US"/>
         </w:rPr>
-        <w:t xml:space="preserve"> y_true) </w:t>
+        <w:t xml:space="preserve"> </w:t>
+      </w:r>
+      <w:proofErr w:type="spellStart"/>
+      <w:r>
+        <w:rPr>
+          <w:rFonts w:ascii="Consolas" w:eastAsia="Times New Roman" w:hAnsi="Consolas" w:cs="Times New Roman"/>
+          <w:color w:val="ABB2BF"/>
+          <w:sz w:val="23"/>
+          <w:szCs w:val="23"/>
+          <w:lang w:val="en-US"/>
+        </w:rPr>
+        <w:t>y_true</w:t>
+      </w:r>
+      <w:proofErr w:type="spellEnd"/>
+      <w:r>
+        <w:rPr>
+          <w:rFonts w:ascii="Consolas" w:eastAsia="Times New Roman" w:hAnsi="Consolas" w:cs="Times New Roman"/>
+          <w:color w:val="ABB2BF"/>
+          <w:sz w:val="23"/>
+          <w:szCs w:val="23"/>
+          <w:lang w:val="en-US"/>
+        </w:rPr>
+        <w:t xml:space="preserve">) </w:t>
       </w:r>
       <w:r>
         <w:rPr>
@@ -1810,6 +2074,7 @@
         </w:rPr>
         <w:t xml:space="preserve"># </w:t>
       </w:r>
+      <w:proofErr w:type="gramStart"/>
       <w:r>
         <w:rPr>
           <w:rFonts w:ascii="Consolas" w:eastAsia="Times New Roman" w:hAnsi="Consolas" w:cs="Times New Roman"/>
@@ -1819,6 +2084,7 @@
         </w:rPr>
         <w:t>без</w:t>
       </w:r>
+      <w:proofErr w:type="gramEnd"/>
       <w:r>
         <w:rPr>
           <w:rFonts w:ascii="Consolas" w:eastAsia="Times New Roman" w:hAnsi="Consolas" w:cs="Times New Roman"/>
@@ -1852,6 +2118,7 @@
           <w:lang w:val="en-US"/>
         </w:rPr>
       </w:pPr>
+      <w:proofErr w:type="gramStart"/>
       <w:r>
         <w:rPr>
           <w:rFonts w:ascii="Consolas" w:eastAsia="Times New Roman" w:hAnsi="Consolas" w:cs="Times New Roman"/>
@@ -1862,6 +2129,7 @@
         </w:rPr>
         <w:t>def</w:t>
       </w:r>
+      <w:proofErr w:type="gramEnd"/>
       <w:r>
         <w:rPr>
           <w:rFonts w:ascii="Consolas" w:eastAsia="Times New Roman" w:hAnsi="Consolas" w:cs="Times New Roman"/>
@@ -1872,6 +2140,7 @@
         </w:rPr>
         <w:t xml:space="preserve"> </w:t>
       </w:r>
+      <w:proofErr w:type="spellStart"/>
       <w:r>
         <w:rPr>
           <w:rFonts w:ascii="Consolas" w:eastAsia="Times New Roman" w:hAnsi="Consolas" w:cs="Times New Roman"/>
@@ -1882,6 +2151,7 @@
         </w:rPr>
         <w:t>analyze_clean_data</w:t>
       </w:r>
+      <w:proofErr w:type="spellEnd"/>
       <w:r>
         <w:rPr>
           <w:rFonts w:ascii="Consolas" w:eastAsia="Times New Roman" w:hAnsi="Consolas" w:cs="Times New Roman"/>
@@ -1974,7 +2244,19 @@
           <w:szCs w:val="23"/>
           <w:lang w:val="en-US"/>
         </w:rPr>
-        <w:t xml:space="preserve"> np.</w:t>
+        <w:t xml:space="preserve"> </w:t>
+      </w:r>
+      <w:proofErr w:type="spellStart"/>
+      <w:proofErr w:type="gramStart"/>
+      <w:r>
+        <w:rPr>
+          <w:rFonts w:ascii="Consolas" w:eastAsia="Times New Roman" w:hAnsi="Consolas" w:cs="Times New Roman"/>
+          <w:color w:val="ABB2BF"/>
+          <w:sz w:val="23"/>
+          <w:szCs w:val="23"/>
+          <w:lang w:val="en-US"/>
+        </w:rPr>
+        <w:t>np.</w:t>
       </w:r>
       <w:r>
         <w:rPr>
@@ -1986,6 +2268,7 @@
         </w:rPr>
         <w:t>linspace</w:t>
       </w:r>
+      <w:proofErr w:type="spellEnd"/>
       <w:r>
         <w:rPr>
           <w:rFonts w:ascii="Consolas" w:eastAsia="Times New Roman" w:hAnsi="Consolas" w:cs="Times New Roman"/>
@@ -1996,6 +2279,7 @@
         </w:rPr>
         <w:t>(</w:t>
       </w:r>
+      <w:proofErr w:type="gramEnd"/>
       <w:r>
         <w:rPr>
           <w:rFonts w:ascii="Consolas" w:eastAsia="Times New Roman" w:hAnsi="Consolas" w:cs="Times New Roman"/>
@@ -2078,7 +2362,29 @@
           <w:szCs w:val="23"/>
           <w:lang w:val="en-US"/>
         </w:rPr>
-        <w:t xml:space="preserve">    costs_clean </w:t>
+        <w:t xml:space="preserve">    </w:t>
+      </w:r>
+      <w:proofErr w:type="spellStart"/>
+      <w:r>
+        <w:rPr>
+          <w:rFonts w:ascii="Consolas" w:eastAsia="Times New Roman" w:hAnsi="Consolas" w:cs="Times New Roman"/>
+          <w:color w:val="ABB2BF"/>
+          <w:sz w:val="23"/>
+          <w:szCs w:val="23"/>
+          <w:lang w:val="en-US"/>
+        </w:rPr>
+        <w:t>costs_clean</w:t>
+      </w:r>
+      <w:proofErr w:type="spellEnd"/>
+      <w:r>
+        <w:rPr>
+          <w:rFonts w:ascii="Consolas" w:eastAsia="Times New Roman" w:hAnsi="Consolas" w:cs="Times New Roman"/>
+          <w:color w:val="ABB2BF"/>
+          <w:sz w:val="23"/>
+          <w:szCs w:val="23"/>
+          <w:lang w:val="en-US"/>
+        </w:rPr>
+        <w:t xml:space="preserve"> </w:t>
       </w:r>
       <w:r>
         <w:rPr>
@@ -2100,6 +2406,7 @@
         </w:rPr>
         <w:t xml:space="preserve"> [</w:t>
       </w:r>
+      <w:proofErr w:type="spellStart"/>
       <w:r>
         <w:rPr>
           <w:rFonts w:ascii="Consolas" w:eastAsia="Times New Roman" w:hAnsi="Consolas" w:cs="Times New Roman"/>
@@ -2110,6 +2417,7 @@
         </w:rPr>
         <w:t>compute_cost</w:t>
       </w:r>
+      <w:proofErr w:type="spellEnd"/>
       <w:r>
         <w:rPr>
           <w:rFonts w:ascii="Consolas" w:eastAsia="Times New Roman" w:hAnsi="Consolas" w:cs="Times New Roman"/>
@@ -2202,7 +2510,30 @@
           <w:szCs w:val="23"/>
           <w:lang w:val="en-US"/>
         </w:rPr>
-        <w:t xml:space="preserve"> theta1_values[np.</w:t>
+        <w:t xml:space="preserve"> theta1_</w:t>
+      </w:r>
+      <w:proofErr w:type="gramStart"/>
+      <w:r>
+        <w:rPr>
+          <w:rFonts w:ascii="Consolas" w:eastAsia="Times New Roman" w:hAnsi="Consolas" w:cs="Times New Roman"/>
+          <w:color w:val="ABB2BF"/>
+          <w:sz w:val="23"/>
+          <w:szCs w:val="23"/>
+          <w:lang w:val="en-US"/>
+        </w:rPr>
+        <w:t>values[</w:t>
+      </w:r>
+      <w:proofErr w:type="spellStart"/>
+      <w:proofErr w:type="gramEnd"/>
+      <w:r>
+        <w:rPr>
+          <w:rFonts w:ascii="Consolas" w:eastAsia="Times New Roman" w:hAnsi="Consolas" w:cs="Times New Roman"/>
+          <w:color w:val="ABB2BF"/>
+          <w:sz w:val="23"/>
+          <w:szCs w:val="23"/>
+          <w:lang w:val="en-US"/>
+        </w:rPr>
+        <w:t>np.</w:t>
       </w:r>
       <w:r>
         <w:rPr>
@@ -2214,15 +2545,38 @@
         </w:rPr>
         <w:t>argmin</w:t>
       </w:r>
-      <w:r>
-        <w:rPr>
-          <w:rFonts w:ascii="Consolas" w:eastAsia="Times New Roman" w:hAnsi="Consolas" w:cs="Times New Roman"/>
-          <w:color w:val="ABB2BF"/>
-          <w:sz w:val="23"/>
-          <w:szCs w:val="23"/>
-          <w:lang w:val="en-US"/>
-        </w:rPr>
-        <w:t>(costs_clean)]</w:t>
+      <w:proofErr w:type="spellEnd"/>
+      <w:r>
+        <w:rPr>
+          <w:rFonts w:ascii="Consolas" w:eastAsia="Times New Roman" w:hAnsi="Consolas" w:cs="Times New Roman"/>
+          <w:color w:val="ABB2BF"/>
+          <w:sz w:val="23"/>
+          <w:szCs w:val="23"/>
+          <w:lang w:val="en-US"/>
+        </w:rPr>
+        <w:t>(</w:t>
+      </w:r>
+      <w:proofErr w:type="spellStart"/>
+      <w:r>
+        <w:rPr>
+          <w:rFonts w:ascii="Consolas" w:eastAsia="Times New Roman" w:hAnsi="Consolas" w:cs="Times New Roman"/>
+          <w:color w:val="ABB2BF"/>
+          <w:sz w:val="23"/>
+          <w:szCs w:val="23"/>
+          <w:lang w:val="en-US"/>
+        </w:rPr>
+        <w:t>costs_clean</w:t>
+      </w:r>
+      <w:proofErr w:type="spellEnd"/>
+      <w:r>
+        <w:rPr>
+          <w:rFonts w:ascii="Consolas" w:eastAsia="Times New Roman" w:hAnsi="Consolas" w:cs="Times New Roman"/>
+          <w:color w:val="ABB2BF"/>
+          <w:sz w:val="23"/>
+          <w:szCs w:val="23"/>
+          <w:lang w:val="en-US"/>
+        </w:rPr>
+        <w:t>)]</w:t>
       </w:r>
     </w:p>
     <w:p>
@@ -2248,6 +2602,7 @@
         </w:rPr>
         <w:t xml:space="preserve">    </w:t>
       </w:r>
+      <w:proofErr w:type="gramStart"/>
       <w:r>
         <w:rPr>
           <w:rFonts w:ascii="Consolas" w:eastAsia="Times New Roman" w:hAnsi="Consolas" w:cs="Times New Roman"/>
@@ -2258,15 +2613,38 @@
         </w:rPr>
         <w:t>return</w:t>
       </w:r>
-      <w:r>
-        <w:rPr>
-          <w:rFonts w:ascii="Consolas" w:eastAsia="Times New Roman" w:hAnsi="Consolas" w:cs="Times New Roman"/>
-          <w:color w:val="ABB2BF"/>
-          <w:sz w:val="23"/>
-          <w:szCs w:val="23"/>
-          <w:lang w:val="en-US"/>
-        </w:rPr>
-        <w:t xml:space="preserve"> theta1_values, costs_clean, theta1_min_clean</w:t>
+      <w:proofErr w:type="gramEnd"/>
+      <w:r>
+        <w:rPr>
+          <w:rFonts w:ascii="Consolas" w:eastAsia="Times New Roman" w:hAnsi="Consolas" w:cs="Times New Roman"/>
+          <w:color w:val="ABB2BF"/>
+          <w:sz w:val="23"/>
+          <w:szCs w:val="23"/>
+          <w:lang w:val="en-US"/>
+        </w:rPr>
+        <w:t xml:space="preserve"> theta1_values, </w:t>
+      </w:r>
+      <w:proofErr w:type="spellStart"/>
+      <w:r>
+        <w:rPr>
+          <w:rFonts w:ascii="Consolas" w:eastAsia="Times New Roman" w:hAnsi="Consolas" w:cs="Times New Roman"/>
+          <w:color w:val="ABB2BF"/>
+          <w:sz w:val="23"/>
+          <w:szCs w:val="23"/>
+          <w:lang w:val="en-US"/>
+        </w:rPr>
+        <w:t>costs_clean</w:t>
+      </w:r>
+      <w:proofErr w:type="spellEnd"/>
+      <w:r>
+        <w:rPr>
+          <w:rFonts w:ascii="Consolas" w:eastAsia="Times New Roman" w:hAnsi="Consolas" w:cs="Times New Roman"/>
+          <w:color w:val="ABB2BF"/>
+          <w:sz w:val="23"/>
+          <w:szCs w:val="23"/>
+          <w:lang w:val="en-US"/>
+        </w:rPr>
+        <w:t>, theta1_min_clean</w:t>
       </w:r>
     </w:p>
     <w:p>
@@ -2306,6 +2684,7 @@
         </w:rPr>
         <w:t xml:space="preserve"># </w:t>
       </w:r>
+      <w:proofErr w:type="gramStart"/>
       <w:r>
         <w:rPr>
           <w:rFonts w:ascii="Consolas" w:eastAsia="Times New Roman" w:hAnsi="Consolas" w:cs="Times New Roman"/>
@@ -2315,6 +2694,7 @@
         </w:rPr>
         <w:t>с</w:t>
       </w:r>
+      <w:proofErr w:type="gramEnd"/>
       <w:r>
         <w:rPr>
           <w:rFonts w:ascii="Consolas" w:eastAsia="Times New Roman" w:hAnsi="Consolas" w:cs="Times New Roman"/>
@@ -2348,6 +2728,7 @@
           <w:lang w:val="en-US"/>
         </w:rPr>
       </w:pPr>
+      <w:proofErr w:type="gramStart"/>
       <w:r>
         <w:rPr>
           <w:rFonts w:ascii="Consolas" w:eastAsia="Times New Roman" w:hAnsi="Consolas" w:cs="Times New Roman"/>
@@ -2358,6 +2739,7 @@
         </w:rPr>
         <w:t>def</w:t>
       </w:r>
+      <w:proofErr w:type="gramEnd"/>
       <w:r>
         <w:rPr>
           <w:rFonts w:ascii="Consolas" w:eastAsia="Times New Roman" w:hAnsi="Consolas" w:cs="Times New Roman"/>
@@ -2368,6 +2750,7 @@
         </w:rPr>
         <w:t xml:space="preserve"> </w:t>
       </w:r>
+      <w:proofErr w:type="spellStart"/>
       <w:r>
         <w:rPr>
           <w:rFonts w:ascii="Consolas" w:eastAsia="Times New Roman" w:hAnsi="Consolas" w:cs="Times New Roman"/>
@@ -2378,6 +2761,7 @@
         </w:rPr>
         <w:t>analyze_noisy_data</w:t>
       </w:r>
+      <w:proofErr w:type="spellEnd"/>
       <w:r>
         <w:rPr>
           <w:rFonts w:ascii="Consolas" w:eastAsia="Times New Roman" w:hAnsi="Consolas" w:cs="Times New Roman"/>
@@ -2428,6 +2812,7 @@
         </w:rPr>
         <w:t xml:space="preserve">, </w:t>
       </w:r>
+      <w:proofErr w:type="spellStart"/>
       <w:r>
         <w:rPr>
           <w:rFonts w:ascii="Consolas" w:eastAsia="Times New Roman" w:hAnsi="Consolas" w:cs="Times New Roman"/>
@@ -2438,6 +2823,7 @@
         </w:rPr>
         <w:t>noise_seed</w:t>
       </w:r>
+      <w:proofErr w:type="spellEnd"/>
       <w:r>
         <w:rPr>
           <w:rFonts w:ascii="Consolas" w:eastAsia="Times New Roman" w:hAnsi="Consolas" w:cs="Times New Roman"/>
@@ -2490,7 +2876,19 @@
           <w:szCs w:val="23"/>
           <w:lang w:val="en-US"/>
         </w:rPr>
-        <w:t>    np.random.</w:t>
+        <w:t xml:space="preserve">    </w:t>
+      </w:r>
+      <w:proofErr w:type="spellStart"/>
+      <w:proofErr w:type="gramStart"/>
+      <w:r>
+        <w:rPr>
+          <w:rFonts w:ascii="Consolas" w:eastAsia="Times New Roman" w:hAnsi="Consolas" w:cs="Times New Roman"/>
+          <w:color w:val="ABB2BF"/>
+          <w:sz w:val="23"/>
+          <w:szCs w:val="23"/>
+          <w:lang w:val="en-US"/>
+        </w:rPr>
+        <w:t>np.random.</w:t>
       </w:r>
       <w:r>
         <w:rPr>
@@ -2502,15 +2900,39 @@
         </w:rPr>
         <w:t>seed</w:t>
       </w:r>
-      <w:r>
-        <w:rPr>
-          <w:rFonts w:ascii="Consolas" w:eastAsia="Times New Roman" w:hAnsi="Consolas" w:cs="Times New Roman"/>
-          <w:color w:val="ABB2BF"/>
-          <w:sz w:val="23"/>
-          <w:szCs w:val="23"/>
-          <w:lang w:val="en-US"/>
-        </w:rPr>
-        <w:t>(noise_seed)</w:t>
+      <w:proofErr w:type="spellEnd"/>
+      <w:r>
+        <w:rPr>
+          <w:rFonts w:ascii="Consolas" w:eastAsia="Times New Roman" w:hAnsi="Consolas" w:cs="Times New Roman"/>
+          <w:color w:val="ABB2BF"/>
+          <w:sz w:val="23"/>
+          <w:szCs w:val="23"/>
+          <w:lang w:val="en-US"/>
+        </w:rPr>
+        <w:t>(</w:t>
+      </w:r>
+      <w:proofErr w:type="spellStart"/>
+      <w:proofErr w:type="gramEnd"/>
+      <w:r>
+        <w:rPr>
+          <w:rFonts w:ascii="Consolas" w:eastAsia="Times New Roman" w:hAnsi="Consolas" w:cs="Times New Roman"/>
+          <w:color w:val="ABB2BF"/>
+          <w:sz w:val="23"/>
+          <w:szCs w:val="23"/>
+          <w:lang w:val="en-US"/>
+        </w:rPr>
+        <w:t>noise_seed</w:t>
+      </w:r>
+      <w:proofErr w:type="spellEnd"/>
+      <w:r>
+        <w:rPr>
+          <w:rFonts w:ascii="Consolas" w:eastAsia="Times New Roman" w:hAnsi="Consolas" w:cs="Times New Roman"/>
+          <w:color w:val="ABB2BF"/>
+          <w:sz w:val="23"/>
+          <w:szCs w:val="23"/>
+          <w:lang w:val="en-US"/>
+        </w:rPr>
+        <w:t>)</w:t>
       </w:r>
     </w:p>
     <w:p>
@@ -2534,7 +2956,29 @@
           <w:szCs w:val="23"/>
           <w:lang w:val="en-US"/>
         </w:rPr>
-        <w:t xml:space="preserve">    noise </w:t>
+        <w:t xml:space="preserve">    </w:t>
+      </w:r>
+      <w:proofErr w:type="gramStart"/>
+      <w:r>
+        <w:rPr>
+          <w:rFonts w:ascii="Consolas" w:eastAsia="Times New Roman" w:hAnsi="Consolas" w:cs="Times New Roman"/>
+          <w:color w:val="ABB2BF"/>
+          <w:sz w:val="23"/>
+          <w:szCs w:val="23"/>
+          <w:lang w:val="en-US"/>
+        </w:rPr>
+        <w:t>noise</w:t>
+      </w:r>
+      <w:proofErr w:type="gramEnd"/>
+      <w:r>
+        <w:rPr>
+          <w:rFonts w:ascii="Consolas" w:eastAsia="Times New Roman" w:hAnsi="Consolas" w:cs="Times New Roman"/>
+          <w:color w:val="ABB2BF"/>
+          <w:sz w:val="23"/>
+          <w:szCs w:val="23"/>
+          <w:lang w:val="en-US"/>
+        </w:rPr>
+        <w:t xml:space="preserve"> </w:t>
       </w:r>
       <w:r>
         <w:rPr>
@@ -2554,7 +2998,18 @@
           <w:szCs w:val="23"/>
           <w:lang w:val="en-US"/>
         </w:rPr>
-        <w:t xml:space="preserve"> np.random.</w:t>
+        <w:t xml:space="preserve"> </w:t>
+      </w:r>
+      <w:proofErr w:type="spellStart"/>
+      <w:r>
+        <w:rPr>
+          <w:rFonts w:ascii="Consolas" w:eastAsia="Times New Roman" w:hAnsi="Consolas" w:cs="Times New Roman"/>
+          <w:color w:val="ABB2BF"/>
+          <w:sz w:val="23"/>
+          <w:szCs w:val="23"/>
+          <w:lang w:val="en-US"/>
+        </w:rPr>
+        <w:t>np.random.</w:t>
       </w:r>
       <w:r>
         <w:rPr>
@@ -2566,6 +3021,7 @@
         </w:rPr>
         <w:t>uniform</w:t>
       </w:r>
+      <w:proofErr w:type="spellEnd"/>
       <w:r>
         <w:rPr>
           <w:rFonts w:ascii="Consolas" w:eastAsia="Times New Roman" w:hAnsi="Consolas" w:cs="Times New Roman"/>
@@ -2646,15 +3102,27 @@
         </w:rPr>
         <w:t>=</w:t>
       </w:r>
-      <w:r>
-        <w:rPr>
-          <w:rFonts w:ascii="Consolas" w:eastAsia="Times New Roman" w:hAnsi="Consolas" w:cs="Times New Roman"/>
-          <w:color w:val="ABB2BF"/>
-          <w:sz w:val="23"/>
-          <w:szCs w:val="23"/>
-          <w:lang w:val="en-US"/>
-        </w:rPr>
-        <w:t>y.shape)</w:t>
+      <w:proofErr w:type="spellStart"/>
+      <w:r>
+        <w:rPr>
+          <w:rFonts w:ascii="Consolas" w:eastAsia="Times New Roman" w:hAnsi="Consolas" w:cs="Times New Roman"/>
+          <w:color w:val="ABB2BF"/>
+          <w:sz w:val="23"/>
+          <w:szCs w:val="23"/>
+          <w:lang w:val="en-US"/>
+        </w:rPr>
+        <w:t>y.shape</w:t>
+      </w:r>
+      <w:proofErr w:type="spellEnd"/>
+      <w:r>
+        <w:rPr>
+          <w:rFonts w:ascii="Consolas" w:eastAsia="Times New Roman" w:hAnsi="Consolas" w:cs="Times New Roman"/>
+          <w:color w:val="ABB2BF"/>
+          <w:sz w:val="23"/>
+          <w:szCs w:val="23"/>
+          <w:lang w:val="en-US"/>
+        </w:rPr>
+        <w:t>)</w:t>
       </w:r>
     </w:p>
     <w:p>
@@ -2678,7 +3146,29 @@
           <w:szCs w:val="23"/>
           <w:lang w:val="en-US"/>
         </w:rPr>
-        <w:t xml:space="preserve">    y_noisy </w:t>
+        <w:t xml:space="preserve">    </w:t>
+      </w:r>
+      <w:proofErr w:type="spellStart"/>
+      <w:r>
+        <w:rPr>
+          <w:rFonts w:ascii="Consolas" w:eastAsia="Times New Roman" w:hAnsi="Consolas" w:cs="Times New Roman"/>
+          <w:color w:val="ABB2BF"/>
+          <w:sz w:val="23"/>
+          <w:szCs w:val="23"/>
+          <w:lang w:val="en-US"/>
+        </w:rPr>
+        <w:t>y_noisy</w:t>
+      </w:r>
+      <w:proofErr w:type="spellEnd"/>
+      <w:r>
+        <w:rPr>
+          <w:rFonts w:ascii="Consolas" w:eastAsia="Times New Roman" w:hAnsi="Consolas" w:cs="Times New Roman"/>
+          <w:color w:val="ABB2BF"/>
+          <w:sz w:val="23"/>
+          <w:szCs w:val="23"/>
+          <w:lang w:val="en-US"/>
+        </w:rPr>
+        <w:t xml:space="preserve"> </w:t>
       </w:r>
       <w:r>
         <w:rPr>
@@ -2762,7 +3252,19 @@
           <w:szCs w:val="23"/>
           <w:lang w:val="en-US"/>
         </w:rPr>
-        <w:t xml:space="preserve"> np.</w:t>
+        <w:t xml:space="preserve"> </w:t>
+      </w:r>
+      <w:proofErr w:type="spellStart"/>
+      <w:proofErr w:type="gramStart"/>
+      <w:r>
+        <w:rPr>
+          <w:rFonts w:ascii="Consolas" w:eastAsia="Times New Roman" w:hAnsi="Consolas" w:cs="Times New Roman"/>
+          <w:color w:val="ABB2BF"/>
+          <w:sz w:val="23"/>
+          <w:szCs w:val="23"/>
+          <w:lang w:val="en-US"/>
+        </w:rPr>
+        <w:t>np.</w:t>
       </w:r>
       <w:r>
         <w:rPr>
@@ -2774,6 +3276,7 @@
         </w:rPr>
         <w:t>linspace</w:t>
       </w:r>
+      <w:proofErr w:type="spellEnd"/>
       <w:r>
         <w:rPr>
           <w:rFonts w:ascii="Consolas" w:eastAsia="Times New Roman" w:hAnsi="Consolas" w:cs="Times New Roman"/>
@@ -2784,6 +3287,7 @@
         </w:rPr>
         <w:t>(</w:t>
       </w:r>
+      <w:proofErr w:type="gramEnd"/>
       <w:r>
         <w:rPr>
           <w:rFonts w:ascii="Consolas" w:eastAsia="Times New Roman" w:hAnsi="Consolas" w:cs="Times New Roman"/>
@@ -2866,7 +3370,29 @@
           <w:szCs w:val="23"/>
           <w:lang w:val="en-US"/>
         </w:rPr>
-        <w:t xml:space="preserve">    costs_noisy </w:t>
+        <w:t xml:space="preserve">    </w:t>
+      </w:r>
+      <w:proofErr w:type="spellStart"/>
+      <w:r>
+        <w:rPr>
+          <w:rFonts w:ascii="Consolas" w:eastAsia="Times New Roman" w:hAnsi="Consolas" w:cs="Times New Roman"/>
+          <w:color w:val="ABB2BF"/>
+          <w:sz w:val="23"/>
+          <w:szCs w:val="23"/>
+          <w:lang w:val="en-US"/>
+        </w:rPr>
+        <w:t>costs_noisy</w:t>
+      </w:r>
+      <w:proofErr w:type="spellEnd"/>
+      <w:r>
+        <w:rPr>
+          <w:rFonts w:ascii="Consolas" w:eastAsia="Times New Roman" w:hAnsi="Consolas" w:cs="Times New Roman"/>
+          <w:color w:val="ABB2BF"/>
+          <w:sz w:val="23"/>
+          <w:szCs w:val="23"/>
+          <w:lang w:val="en-US"/>
+        </w:rPr>
+        <w:t xml:space="preserve"> </w:t>
       </w:r>
       <w:r>
         <w:rPr>
@@ -2888,6 +3414,7 @@
         </w:rPr>
         <w:t xml:space="preserve"> [</w:t>
       </w:r>
+      <w:proofErr w:type="spellStart"/>
       <w:r>
         <w:rPr>
           <w:rFonts w:ascii="Consolas" w:eastAsia="Times New Roman" w:hAnsi="Consolas" w:cs="Times New Roman"/>
@@ -2896,17 +3423,52 @@
           <w:szCs w:val="23"/>
           <w:lang w:val="en-US"/>
         </w:rPr>
-        <w:t>compute_cost</w:t>
-      </w:r>
-      <w:r>
-        <w:rPr>
-          <w:rFonts w:ascii="Consolas" w:eastAsia="Times New Roman" w:hAnsi="Consolas" w:cs="Times New Roman"/>
-          <w:color w:val="ABB2BF"/>
-          <w:sz w:val="23"/>
-          <w:szCs w:val="23"/>
-          <w:lang w:val="en-US"/>
-        </w:rPr>
-        <w:t xml:space="preserve">(y_noisy, t) </w:t>
+        <w:t>compute_</w:t>
+      </w:r>
+      <w:proofErr w:type="gramStart"/>
+      <w:r>
+        <w:rPr>
+          <w:rFonts w:ascii="Consolas" w:eastAsia="Times New Roman" w:hAnsi="Consolas" w:cs="Times New Roman"/>
+          <w:color w:val="61AFEF"/>
+          <w:sz w:val="23"/>
+          <w:szCs w:val="23"/>
+          <w:lang w:val="en-US"/>
+        </w:rPr>
+        <w:t>cost</w:t>
+      </w:r>
+      <w:proofErr w:type="spellEnd"/>
+      <w:r>
+        <w:rPr>
+          <w:rFonts w:ascii="Consolas" w:eastAsia="Times New Roman" w:hAnsi="Consolas" w:cs="Times New Roman"/>
+          <w:color w:val="ABB2BF"/>
+          <w:sz w:val="23"/>
+          <w:szCs w:val="23"/>
+          <w:lang w:val="en-US"/>
+        </w:rPr>
+        <w:t>(</w:t>
+      </w:r>
+      <w:proofErr w:type="spellStart"/>
+      <w:proofErr w:type="gramEnd"/>
+      <w:r>
+        <w:rPr>
+          <w:rFonts w:ascii="Consolas" w:eastAsia="Times New Roman" w:hAnsi="Consolas" w:cs="Times New Roman"/>
+          <w:color w:val="ABB2BF"/>
+          <w:sz w:val="23"/>
+          <w:szCs w:val="23"/>
+          <w:lang w:val="en-US"/>
+        </w:rPr>
+        <w:t>y_noisy</w:t>
+      </w:r>
+      <w:proofErr w:type="spellEnd"/>
+      <w:r>
+        <w:rPr>
+          <w:rFonts w:ascii="Consolas" w:eastAsia="Times New Roman" w:hAnsi="Consolas" w:cs="Times New Roman"/>
+          <w:color w:val="ABB2BF"/>
+          <w:sz w:val="23"/>
+          <w:szCs w:val="23"/>
+          <w:lang w:val="en-US"/>
+        </w:rPr>
+        <w:t xml:space="preserve">, t) </w:t>
       </w:r>
       <w:r>
         <w:rPr>
@@ -2990,7 +3552,30 @@
           <w:szCs w:val="23"/>
           <w:lang w:val="en-US"/>
         </w:rPr>
-        <w:t xml:space="preserve"> theta1_values[np.</w:t>
+        <w:t xml:space="preserve"> theta1_</w:t>
+      </w:r>
+      <w:proofErr w:type="gramStart"/>
+      <w:r>
+        <w:rPr>
+          <w:rFonts w:ascii="Consolas" w:eastAsia="Times New Roman" w:hAnsi="Consolas" w:cs="Times New Roman"/>
+          <w:color w:val="ABB2BF"/>
+          <w:sz w:val="23"/>
+          <w:szCs w:val="23"/>
+          <w:lang w:val="en-US"/>
+        </w:rPr>
+        <w:t>values[</w:t>
+      </w:r>
+      <w:proofErr w:type="spellStart"/>
+      <w:proofErr w:type="gramEnd"/>
+      <w:r>
+        <w:rPr>
+          <w:rFonts w:ascii="Consolas" w:eastAsia="Times New Roman" w:hAnsi="Consolas" w:cs="Times New Roman"/>
+          <w:color w:val="ABB2BF"/>
+          <w:sz w:val="23"/>
+          <w:szCs w:val="23"/>
+          <w:lang w:val="en-US"/>
+        </w:rPr>
+        <w:t>np.</w:t>
       </w:r>
       <w:r>
         <w:rPr>
@@ -3002,15 +3587,38 @@
         </w:rPr>
         <w:t>argmin</w:t>
       </w:r>
-      <w:r>
-        <w:rPr>
-          <w:rFonts w:ascii="Consolas" w:eastAsia="Times New Roman" w:hAnsi="Consolas" w:cs="Times New Roman"/>
-          <w:color w:val="ABB2BF"/>
-          <w:sz w:val="23"/>
-          <w:szCs w:val="23"/>
-          <w:lang w:val="en-US"/>
-        </w:rPr>
-        <w:t>(costs_noisy)]</w:t>
+      <w:proofErr w:type="spellEnd"/>
+      <w:r>
+        <w:rPr>
+          <w:rFonts w:ascii="Consolas" w:eastAsia="Times New Roman" w:hAnsi="Consolas" w:cs="Times New Roman"/>
+          <w:color w:val="ABB2BF"/>
+          <w:sz w:val="23"/>
+          <w:szCs w:val="23"/>
+          <w:lang w:val="en-US"/>
+        </w:rPr>
+        <w:t>(</w:t>
+      </w:r>
+      <w:proofErr w:type="spellStart"/>
+      <w:r>
+        <w:rPr>
+          <w:rFonts w:ascii="Consolas" w:eastAsia="Times New Roman" w:hAnsi="Consolas" w:cs="Times New Roman"/>
+          <w:color w:val="ABB2BF"/>
+          <w:sz w:val="23"/>
+          <w:szCs w:val="23"/>
+          <w:lang w:val="en-US"/>
+        </w:rPr>
+        <w:t>costs_noisy</w:t>
+      </w:r>
+      <w:proofErr w:type="spellEnd"/>
+      <w:r>
+        <w:rPr>
+          <w:rFonts w:ascii="Consolas" w:eastAsia="Times New Roman" w:hAnsi="Consolas" w:cs="Times New Roman"/>
+          <w:color w:val="ABB2BF"/>
+          <w:sz w:val="23"/>
+          <w:szCs w:val="23"/>
+          <w:lang w:val="en-US"/>
+        </w:rPr>
+        <w:t>)]</w:t>
       </w:r>
     </w:p>
     <w:p>
@@ -3036,6 +3644,7 @@
         </w:rPr>
         <w:t xml:space="preserve">    </w:t>
       </w:r>
+      <w:proofErr w:type="gramStart"/>
       <w:r>
         <w:rPr>
           <w:rFonts w:ascii="Consolas" w:eastAsia="Times New Roman" w:hAnsi="Consolas" w:cs="Times New Roman"/>
@@ -3046,16 +3655,51 @@
         </w:rPr>
         <w:t>return</w:t>
       </w:r>
-      <w:r>
-        <w:rPr>
-          <w:rFonts w:ascii="Consolas" w:eastAsia="Times New Roman" w:hAnsi="Consolas" w:cs="Times New Roman"/>
-          <w:color w:val="ABB2BF"/>
-          <w:sz w:val="23"/>
-          <w:szCs w:val="23"/>
-          <w:lang w:val="en-US"/>
-        </w:rPr>
-        <w:t xml:space="preserve"> theta1_values, costs_noisy, theta1_min_noisy, y_noisy</w:t>
-      </w:r>
+      <w:proofErr w:type="gramEnd"/>
+      <w:r>
+        <w:rPr>
+          <w:rFonts w:ascii="Consolas" w:eastAsia="Times New Roman" w:hAnsi="Consolas" w:cs="Times New Roman"/>
+          <w:color w:val="ABB2BF"/>
+          <w:sz w:val="23"/>
+          <w:szCs w:val="23"/>
+          <w:lang w:val="en-US"/>
+        </w:rPr>
+        <w:t xml:space="preserve"> theta1_values, </w:t>
+      </w:r>
+      <w:proofErr w:type="spellStart"/>
+      <w:r>
+        <w:rPr>
+          <w:rFonts w:ascii="Consolas" w:eastAsia="Times New Roman" w:hAnsi="Consolas" w:cs="Times New Roman"/>
+          <w:color w:val="ABB2BF"/>
+          <w:sz w:val="23"/>
+          <w:szCs w:val="23"/>
+          <w:lang w:val="en-US"/>
+        </w:rPr>
+        <w:t>costs_noisy</w:t>
+      </w:r>
+      <w:proofErr w:type="spellEnd"/>
+      <w:r>
+        <w:rPr>
+          <w:rFonts w:ascii="Consolas" w:eastAsia="Times New Roman" w:hAnsi="Consolas" w:cs="Times New Roman"/>
+          <w:color w:val="ABB2BF"/>
+          <w:sz w:val="23"/>
+          <w:szCs w:val="23"/>
+          <w:lang w:val="en-US"/>
+        </w:rPr>
+        <w:t xml:space="preserve">, theta1_min_noisy, </w:t>
+      </w:r>
+      <w:proofErr w:type="spellStart"/>
+      <w:r>
+        <w:rPr>
+          <w:rFonts w:ascii="Consolas" w:eastAsia="Times New Roman" w:hAnsi="Consolas" w:cs="Times New Roman"/>
+          <w:color w:val="ABB2BF"/>
+          <w:sz w:val="23"/>
+          <w:szCs w:val="23"/>
+          <w:lang w:val="en-US"/>
+        </w:rPr>
+        <w:t>y_noisy</w:t>
+      </w:r>
+      <w:proofErr w:type="spellEnd"/>
     </w:p>
     <w:p>
       <w:pPr>
@@ -3094,6 +3738,7 @@
         </w:rPr>
         <w:t xml:space="preserve"># </w:t>
       </w:r>
+      <w:proofErr w:type="gramStart"/>
       <w:r>
         <w:rPr>
           <w:rFonts w:ascii="Consolas" w:eastAsia="Times New Roman" w:hAnsi="Consolas" w:cs="Times New Roman"/>
@@ -3103,6 +3748,7 @@
         </w:rPr>
         <w:t>данные</w:t>
       </w:r>
+      <w:proofErr w:type="gramEnd"/>
     </w:p>
     <w:p>
       <w:pPr>
@@ -3145,7 +3791,19 @@
           <w:szCs w:val="23"/>
           <w:lang w:val="en-US"/>
         </w:rPr>
-        <w:t xml:space="preserve"> np.</w:t>
+        <w:t xml:space="preserve"> </w:t>
+      </w:r>
+      <w:proofErr w:type="spellStart"/>
+      <w:proofErr w:type="gramStart"/>
+      <w:r>
+        <w:rPr>
+          <w:rFonts w:ascii="Consolas" w:eastAsia="Times New Roman" w:hAnsi="Consolas" w:cs="Times New Roman"/>
+          <w:color w:val="ABB2BF"/>
+          <w:sz w:val="23"/>
+          <w:szCs w:val="23"/>
+          <w:lang w:val="en-US"/>
+        </w:rPr>
+        <w:t>np.</w:t>
       </w:r>
       <w:r>
         <w:rPr>
@@ -3157,6 +3815,7 @@
         </w:rPr>
         <w:t>arange</w:t>
       </w:r>
+      <w:proofErr w:type="spellEnd"/>
       <w:r>
         <w:rPr>
           <w:rFonts w:ascii="Consolas" w:eastAsia="Times New Roman" w:hAnsi="Consolas" w:cs="Times New Roman"/>
@@ -3167,6 +3826,7 @@
         </w:rPr>
         <w:t>(</w:t>
       </w:r>
+      <w:proofErr w:type="gramEnd"/>
       <w:r>
         <w:rPr>
           <w:rFonts w:ascii="Consolas" w:eastAsia="Times New Roman" w:hAnsi="Consolas" w:cs="Times New Roman"/>
@@ -3249,7 +3909,19 @@
           <w:szCs w:val="23"/>
           <w:lang w:val="en-US"/>
         </w:rPr>
-        <w:t xml:space="preserve"> x.</w:t>
+        <w:t xml:space="preserve"> </w:t>
+      </w:r>
+      <w:proofErr w:type="spellStart"/>
+      <w:proofErr w:type="gramStart"/>
+      <w:r>
+        <w:rPr>
+          <w:rFonts w:ascii="Consolas" w:eastAsia="Times New Roman" w:hAnsi="Consolas" w:cs="Times New Roman"/>
+          <w:color w:val="ABB2BF"/>
+          <w:sz w:val="23"/>
+          <w:szCs w:val="23"/>
+          <w:lang w:val="en-US"/>
+        </w:rPr>
+        <w:t>x.</w:t>
       </w:r>
       <w:r>
         <w:rPr>
@@ -3261,6 +3933,7 @@
         </w:rPr>
         <w:t>copy</w:t>
       </w:r>
+      <w:proofErr w:type="spellEnd"/>
       <w:r>
         <w:rPr>
           <w:rFonts w:ascii="Consolas" w:eastAsia="Times New Roman" w:hAnsi="Consolas" w:cs="Times New Roman"/>
@@ -3271,6 +3944,7 @@
         </w:rPr>
         <w:t>()</w:t>
       </w:r>
+      <w:proofErr w:type="gramEnd"/>
     </w:p>
     <w:p>
       <w:pPr>
@@ -3311,6 +3985,7 @@
         </w:rPr>
         <w:t xml:space="preserve"> </w:t>
       </w:r>
+      <w:proofErr w:type="spellStart"/>
       <w:r>
         <w:rPr>
           <w:rFonts w:ascii="Consolas" w:eastAsia="Times New Roman" w:hAnsi="Consolas" w:cs="Times New Roman"/>
@@ -3320,6 +3995,7 @@
         </w:rPr>
         <w:t>len</w:t>
       </w:r>
+      <w:proofErr w:type="spellEnd"/>
       <w:r>
         <w:rPr>
           <w:rFonts w:ascii="Consolas" w:eastAsia="Times New Roman" w:hAnsi="Consolas" w:cs="Times New Roman"/>
@@ -3400,7 +4076,29 @@
           <w:szCs w:val="23"/>
           <w:lang w:val="en-US"/>
         </w:rPr>
-        <w:t xml:space="preserve">theta1_values, costs_clean, theta1_min_clean </w:t>
+        <w:t xml:space="preserve">theta1_values, </w:t>
+      </w:r>
+      <w:proofErr w:type="spellStart"/>
+      <w:r>
+        <w:rPr>
+          <w:rFonts w:ascii="Consolas" w:eastAsia="Times New Roman" w:hAnsi="Consolas" w:cs="Times New Roman"/>
+          <w:color w:val="ABB2BF"/>
+          <w:sz w:val="23"/>
+          <w:szCs w:val="23"/>
+          <w:lang w:val="en-US"/>
+        </w:rPr>
+        <w:t>costs_clean</w:t>
+      </w:r>
+      <w:proofErr w:type="spellEnd"/>
+      <w:r>
+        <w:rPr>
+          <w:rFonts w:ascii="Consolas" w:eastAsia="Times New Roman" w:hAnsi="Consolas" w:cs="Times New Roman"/>
+          <w:color w:val="ABB2BF"/>
+          <w:sz w:val="23"/>
+          <w:szCs w:val="23"/>
+          <w:lang w:val="en-US"/>
+        </w:rPr>
+        <w:t xml:space="preserve">, theta1_min_clean </w:t>
       </w:r>
       <w:r>
         <w:rPr>
@@ -3422,6 +4120,7 @@
         </w:rPr>
         <w:t xml:space="preserve"> </w:t>
       </w:r>
+      <w:proofErr w:type="spellStart"/>
       <w:r>
         <w:rPr>
           <w:rFonts w:ascii="Consolas" w:eastAsia="Times New Roman" w:hAnsi="Consolas" w:cs="Times New Roman"/>
@@ -3432,6 +4131,7 @@
         </w:rPr>
         <w:t>analyze_clean_data</w:t>
       </w:r>
+      <w:proofErr w:type="spellEnd"/>
       <w:r>
         <w:rPr>
           <w:rFonts w:ascii="Consolas" w:eastAsia="Times New Roman" w:hAnsi="Consolas" w:cs="Times New Roman"/>
@@ -3480,6 +4180,7 @@
         </w:rPr>
         <w:t xml:space="preserve"># </w:t>
       </w:r>
+      <w:proofErr w:type="gramStart"/>
       <w:r>
         <w:rPr>
           <w:rFonts w:ascii="Consolas" w:eastAsia="Times New Roman" w:hAnsi="Consolas" w:cs="Times New Roman"/>
@@ -3489,6 +4190,7 @@
         </w:rPr>
         <w:t>анализ</w:t>
       </w:r>
+      <w:proofErr w:type="gramEnd"/>
       <w:r>
         <w:rPr>
           <w:rFonts w:ascii="Consolas" w:eastAsia="Times New Roman" w:hAnsi="Consolas" w:cs="Times New Roman"/>
@@ -3549,7 +4251,51 @@
           <w:szCs w:val="23"/>
           <w:lang w:val="en-US"/>
         </w:rPr>
-        <w:t xml:space="preserve">theta1_values, costs_noisy, theta1_min_noisy, y_noisy </w:t>
+        <w:t xml:space="preserve">theta1_values, </w:t>
+      </w:r>
+      <w:proofErr w:type="spellStart"/>
+      <w:r>
+        <w:rPr>
+          <w:rFonts w:ascii="Consolas" w:eastAsia="Times New Roman" w:hAnsi="Consolas" w:cs="Times New Roman"/>
+          <w:color w:val="ABB2BF"/>
+          <w:sz w:val="23"/>
+          <w:szCs w:val="23"/>
+          <w:lang w:val="en-US"/>
+        </w:rPr>
+        <w:t>costs_noisy</w:t>
+      </w:r>
+      <w:proofErr w:type="spellEnd"/>
+      <w:r>
+        <w:rPr>
+          <w:rFonts w:ascii="Consolas" w:eastAsia="Times New Roman" w:hAnsi="Consolas" w:cs="Times New Roman"/>
+          <w:color w:val="ABB2BF"/>
+          <w:sz w:val="23"/>
+          <w:szCs w:val="23"/>
+          <w:lang w:val="en-US"/>
+        </w:rPr>
+        <w:t xml:space="preserve">, theta1_min_noisy, </w:t>
+      </w:r>
+      <w:proofErr w:type="spellStart"/>
+      <w:r>
+        <w:rPr>
+          <w:rFonts w:ascii="Consolas" w:eastAsia="Times New Roman" w:hAnsi="Consolas" w:cs="Times New Roman"/>
+          <w:color w:val="ABB2BF"/>
+          <w:sz w:val="23"/>
+          <w:szCs w:val="23"/>
+          <w:lang w:val="en-US"/>
+        </w:rPr>
+        <w:t>y_noisy</w:t>
+      </w:r>
+      <w:proofErr w:type="spellEnd"/>
+      <w:r>
+        <w:rPr>
+          <w:rFonts w:ascii="Consolas" w:eastAsia="Times New Roman" w:hAnsi="Consolas" w:cs="Times New Roman"/>
+          <w:color w:val="ABB2BF"/>
+          <w:sz w:val="23"/>
+          <w:szCs w:val="23"/>
+          <w:lang w:val="en-US"/>
+        </w:rPr>
+        <w:t xml:space="preserve"> </w:t>
       </w:r>
       <w:r>
         <w:rPr>
@@ -3571,6 +4317,7 @@
         </w:rPr>
         <w:t xml:space="preserve"> </w:t>
       </w:r>
+      <w:proofErr w:type="spellStart"/>
       <w:r>
         <w:rPr>
           <w:rFonts w:ascii="Consolas" w:eastAsia="Times New Roman" w:hAnsi="Consolas" w:cs="Times New Roman"/>
@@ -3581,6 +4328,7 @@
         </w:rPr>
         <w:t>analyze_noisy_data</w:t>
       </w:r>
+      <w:proofErr w:type="spellEnd"/>
       <w:r>
         <w:rPr>
           <w:rFonts w:ascii="Consolas" w:eastAsia="Times New Roman" w:hAnsi="Consolas" w:cs="Times New Roman"/>
@@ -3652,6 +4400,7 @@
           <w:lang w:val="en-US"/>
         </w:rPr>
       </w:pPr>
+      <w:proofErr w:type="gramStart"/>
       <w:r>
         <w:rPr>
           <w:rFonts w:ascii="Consolas" w:eastAsia="Times New Roman" w:hAnsi="Consolas" w:cs="Times New Roman"/>
@@ -3682,6 +4431,7 @@
         </w:rPr>
         <w:t>(</w:t>
       </w:r>
+      <w:proofErr w:type="gramEnd"/>
       <w:r>
         <w:rPr>
           <w:rFonts w:ascii="Consolas" w:eastAsia="Times New Roman" w:hAnsi="Consolas" w:cs="Times New Roman"/>
@@ -3780,6 +4530,8 @@
           <w:lang w:val="en-US"/>
         </w:rPr>
       </w:pPr>
+      <w:proofErr w:type="spellStart"/>
+      <w:proofErr w:type="gramStart"/>
       <w:r>
         <w:rPr>
           <w:rFonts w:ascii="Consolas" w:eastAsia="Times New Roman" w:hAnsi="Consolas" w:cs="Times New Roman"/>
@@ -3800,6 +4552,7 @@
         </w:rPr>
         <w:t>subplot</w:t>
       </w:r>
+      <w:proofErr w:type="spellEnd"/>
       <w:r>
         <w:rPr>
           <w:rFonts w:ascii="Consolas" w:eastAsia="Times New Roman" w:hAnsi="Consolas" w:cs="Times New Roman"/>
@@ -3810,6 +4563,7 @@
         </w:rPr>
         <w:t>(</w:t>
       </w:r>
+      <w:proofErr w:type="gramEnd"/>
       <w:r>
         <w:rPr>
           <w:rFonts w:ascii="Consolas" w:eastAsia="Times New Roman" w:hAnsi="Consolas" w:cs="Times New Roman"/>
@@ -3884,6 +4638,7 @@
           <w:lang w:val="en-US"/>
         </w:rPr>
       </w:pPr>
+      <w:proofErr w:type="spellStart"/>
       <w:r>
         <w:rPr>
           <w:rFonts w:ascii="Consolas" w:eastAsia="Times New Roman" w:hAnsi="Consolas" w:cs="Times New Roman"/>
@@ -3904,6 +4659,7 @@
         </w:rPr>
         <w:t>plot</w:t>
       </w:r>
+      <w:proofErr w:type="spellEnd"/>
       <w:r>
         <w:rPr>
           <w:rFonts w:ascii="Consolas" w:eastAsia="Times New Roman" w:hAnsi="Consolas" w:cs="Times New Roman"/>
@@ -4026,6 +4782,7 @@
           <w:lang w:val="en-US"/>
         </w:rPr>
       </w:pPr>
+      <w:proofErr w:type="spellStart"/>
       <w:r>
         <w:rPr>
           <w:rFonts w:ascii="Consolas" w:eastAsia="Times New Roman" w:hAnsi="Consolas" w:cs="Times New Roman"/>
@@ -4046,15 +4803,38 @@
         </w:rPr>
         <w:t>plot</w:t>
       </w:r>
-      <w:r>
-        <w:rPr>
-          <w:rFonts w:ascii="Consolas" w:eastAsia="Times New Roman" w:hAnsi="Consolas" w:cs="Times New Roman"/>
-          <w:color w:val="ABB2BF"/>
-          <w:sz w:val="23"/>
-          <w:szCs w:val="23"/>
-          <w:lang w:val="en-US"/>
-        </w:rPr>
-        <w:t xml:space="preserve">(x, y_noisy, </w:t>
+      <w:proofErr w:type="spellEnd"/>
+      <w:r>
+        <w:rPr>
+          <w:rFonts w:ascii="Consolas" w:eastAsia="Times New Roman" w:hAnsi="Consolas" w:cs="Times New Roman"/>
+          <w:color w:val="ABB2BF"/>
+          <w:sz w:val="23"/>
+          <w:szCs w:val="23"/>
+          <w:lang w:val="en-US"/>
+        </w:rPr>
+        <w:t xml:space="preserve">(x, </w:t>
+      </w:r>
+      <w:proofErr w:type="spellStart"/>
+      <w:r>
+        <w:rPr>
+          <w:rFonts w:ascii="Consolas" w:eastAsia="Times New Roman" w:hAnsi="Consolas" w:cs="Times New Roman"/>
+          <w:color w:val="ABB2BF"/>
+          <w:sz w:val="23"/>
+          <w:szCs w:val="23"/>
+          <w:lang w:val="en-US"/>
+        </w:rPr>
+        <w:t>y_noisy</w:t>
+      </w:r>
+      <w:proofErr w:type="spellEnd"/>
+      <w:r>
+        <w:rPr>
+          <w:rFonts w:ascii="Consolas" w:eastAsia="Times New Roman" w:hAnsi="Consolas" w:cs="Times New Roman"/>
+          <w:color w:val="ABB2BF"/>
+          <w:sz w:val="23"/>
+          <w:szCs w:val="23"/>
+          <w:lang w:val="en-US"/>
+        </w:rPr>
+        <w:t xml:space="preserve">, </w:t>
       </w:r>
       <w:r>
         <w:rPr>
@@ -4168,6 +4948,7 @@
           <w:lang w:val="en-US"/>
         </w:rPr>
       </w:pPr>
+      <w:proofErr w:type="spellStart"/>
       <w:r>
         <w:rPr>
           <w:rFonts w:ascii="Consolas" w:eastAsia="Times New Roman" w:hAnsi="Consolas" w:cs="Times New Roman"/>
@@ -4188,6 +4969,7 @@
         </w:rPr>
         <w:t>plot</w:t>
       </w:r>
+      <w:proofErr w:type="spellEnd"/>
       <w:r>
         <w:rPr>
           <w:rFonts w:ascii="Consolas" w:eastAsia="Times New Roman" w:hAnsi="Consolas" w:cs="Times New Roman"/>
@@ -4311,6 +5093,7 @@
           <w:lang w:val="en-US"/>
         </w:rPr>
       </w:pPr>
+      <w:proofErr w:type="spellStart"/>
       <w:r>
         <w:rPr>
           <w:rFonts w:ascii="Consolas" w:eastAsia="Times New Roman" w:hAnsi="Consolas" w:cs="Times New Roman"/>
@@ -4331,6 +5114,7 @@
         </w:rPr>
         <w:t>plot</w:t>
       </w:r>
+      <w:proofErr w:type="spellEnd"/>
       <w:r>
         <w:rPr>
           <w:rFonts w:ascii="Consolas" w:eastAsia="Times New Roman" w:hAnsi="Consolas" w:cs="Times New Roman"/>
@@ -4381,6 +5165,7 @@
         </w:rPr>
         <w:t xml:space="preserve">, </w:t>
       </w:r>
+      <w:proofErr w:type="gramStart"/>
       <w:r>
         <w:rPr>
           <w:rFonts w:ascii="Consolas" w:eastAsia="Times New Roman" w:hAnsi="Consolas" w:cs="Times New Roman"/>
@@ -4391,6 +5176,7 @@
         </w:rPr>
         <w:t>label</w:t>
       </w:r>
+      <w:proofErr w:type="gramEnd"/>
       <w:r>
         <w:rPr>
           <w:rFonts w:ascii="Consolas" w:eastAsia="Times New Roman" w:hAnsi="Consolas" w:cs="Times New Roman"/>
@@ -4533,6 +5319,7 @@
           <w:lang w:val="en-US"/>
         </w:rPr>
       </w:pPr>
+      <w:proofErr w:type="spellStart"/>
       <w:r>
         <w:rPr>
           <w:rFonts w:ascii="Consolas" w:eastAsia="Times New Roman" w:hAnsi="Consolas" w:cs="Times New Roman"/>
@@ -4553,6 +5340,7 @@
         </w:rPr>
         <w:t>plot</w:t>
       </w:r>
+      <w:proofErr w:type="spellEnd"/>
       <w:r>
         <w:rPr>
           <w:rFonts w:ascii="Consolas" w:eastAsia="Times New Roman" w:hAnsi="Consolas" w:cs="Times New Roman"/>
@@ -4603,6 +5391,7 @@
         </w:rPr>
         <w:t xml:space="preserve">, </w:t>
       </w:r>
+      <w:proofErr w:type="gramStart"/>
       <w:r>
         <w:rPr>
           <w:rFonts w:ascii="Consolas" w:eastAsia="Times New Roman" w:hAnsi="Consolas" w:cs="Times New Roman"/>
@@ -4613,6 +5402,7 @@
         </w:rPr>
         <w:t>label</w:t>
       </w:r>
+      <w:proofErr w:type="gramEnd"/>
       <w:r>
         <w:rPr>
           <w:rFonts w:ascii="Consolas" w:eastAsia="Times New Roman" w:hAnsi="Consolas" w:cs="Times New Roman"/>
@@ -4755,6 +5545,8 @@
           <w:lang w:val="en-US"/>
         </w:rPr>
       </w:pPr>
+      <w:proofErr w:type="spellStart"/>
+      <w:proofErr w:type="gramStart"/>
       <w:r>
         <w:rPr>
           <w:rFonts w:ascii="Consolas" w:eastAsia="Times New Roman" w:hAnsi="Consolas" w:cs="Times New Roman"/>
@@ -4775,6 +5567,7 @@
         </w:rPr>
         <w:t>xlabel</w:t>
       </w:r>
+      <w:proofErr w:type="spellEnd"/>
       <w:r>
         <w:rPr>
           <w:rFonts w:ascii="Consolas" w:eastAsia="Times New Roman" w:hAnsi="Consolas" w:cs="Times New Roman"/>
@@ -4785,6 +5578,7 @@
         </w:rPr>
         <w:t>(</w:t>
       </w:r>
+      <w:proofErr w:type="gramEnd"/>
       <w:r>
         <w:rPr>
           <w:rFonts w:ascii="Consolas" w:eastAsia="Times New Roman" w:hAnsi="Consolas" w:cs="Times New Roman"/>
@@ -4819,6 +5613,8 @@
           <w:lang w:val="en-US"/>
         </w:rPr>
       </w:pPr>
+      <w:proofErr w:type="spellStart"/>
+      <w:proofErr w:type="gramStart"/>
       <w:r>
         <w:rPr>
           <w:rFonts w:ascii="Consolas" w:eastAsia="Times New Roman" w:hAnsi="Consolas" w:cs="Times New Roman"/>
@@ -4839,6 +5635,7 @@
         </w:rPr>
         <w:t>ylabel</w:t>
       </w:r>
+      <w:proofErr w:type="spellEnd"/>
       <w:r>
         <w:rPr>
           <w:rFonts w:ascii="Consolas" w:eastAsia="Times New Roman" w:hAnsi="Consolas" w:cs="Times New Roman"/>
@@ -4849,6 +5646,7 @@
         </w:rPr>
         <w:t>(</w:t>
       </w:r>
+      <w:proofErr w:type="gramEnd"/>
       <w:r>
         <w:rPr>
           <w:rFonts w:ascii="Consolas" w:eastAsia="Times New Roman" w:hAnsi="Consolas" w:cs="Times New Roman"/>
@@ -4882,6 +5680,7 @@
           <w:szCs w:val="23"/>
         </w:rPr>
       </w:pPr>
+      <w:proofErr w:type="gramStart"/>
       <w:r>
         <w:rPr>
           <w:rFonts w:ascii="Consolas" w:eastAsia="Times New Roman" w:hAnsi="Consolas" w:cs="Times New Roman"/>
@@ -4900,6 +5699,7 @@
         </w:rPr>
         <w:t>title</w:t>
       </w:r>
+      <w:proofErr w:type="gramEnd"/>
       <w:r>
         <w:rPr>
           <w:rFonts w:ascii="Consolas" w:eastAsia="Times New Roman" w:hAnsi="Consolas" w:cs="Times New Roman"/>
@@ -4941,6 +5741,7 @@
           <w:lang w:val="en-US"/>
         </w:rPr>
       </w:pPr>
+      <w:proofErr w:type="gramStart"/>
       <w:r>
         <w:rPr>
           <w:rFonts w:ascii="Consolas" w:eastAsia="Times New Roman" w:hAnsi="Consolas" w:cs="Times New Roman"/>
@@ -4971,6 +5772,7 @@
         </w:rPr>
         <w:t>()</w:t>
       </w:r>
+      <w:proofErr w:type="gramEnd"/>
     </w:p>
     <w:p>
       <w:pPr>
@@ -4985,6 +5787,8 @@
           <w:lang w:val="en-US"/>
         </w:rPr>
       </w:pPr>
+      <w:proofErr w:type="spellStart"/>
+      <w:proofErr w:type="gramStart"/>
       <w:r>
         <w:rPr>
           <w:rFonts w:ascii="Consolas" w:eastAsia="Times New Roman" w:hAnsi="Consolas" w:cs="Times New Roman"/>
@@ -5005,6 +5809,7 @@
         </w:rPr>
         <w:t>grid</w:t>
       </w:r>
+      <w:proofErr w:type="spellEnd"/>
       <w:r>
         <w:rPr>
           <w:rFonts w:ascii="Consolas" w:eastAsia="Times New Roman" w:hAnsi="Consolas" w:cs="Times New Roman"/>
@@ -5015,6 +5820,7 @@
         </w:rPr>
         <w:t>(</w:t>
       </w:r>
+      <w:proofErr w:type="gramEnd"/>
       <w:r>
         <w:rPr>
           <w:rFonts w:ascii="Consolas" w:eastAsia="Times New Roman" w:hAnsi="Consolas" w:cs="Times New Roman"/>
@@ -5063,6 +5869,8 @@
           <w:lang w:val="en-US"/>
         </w:rPr>
       </w:pPr>
+      <w:proofErr w:type="spellStart"/>
+      <w:proofErr w:type="gramStart"/>
       <w:r>
         <w:rPr>
           <w:rFonts w:ascii="Consolas" w:eastAsia="Times New Roman" w:hAnsi="Consolas" w:cs="Times New Roman"/>
@@ -5083,6 +5891,7 @@
         </w:rPr>
         <w:t>subplot</w:t>
       </w:r>
+      <w:proofErr w:type="spellEnd"/>
       <w:r>
         <w:rPr>
           <w:rFonts w:ascii="Consolas" w:eastAsia="Times New Roman" w:hAnsi="Consolas" w:cs="Times New Roman"/>
@@ -5093,6 +5902,7 @@
         </w:rPr>
         <w:t>(</w:t>
       </w:r>
+      <w:proofErr w:type="gramEnd"/>
       <w:r>
         <w:rPr>
           <w:rFonts w:ascii="Consolas" w:eastAsia="Times New Roman" w:hAnsi="Consolas" w:cs="Times New Roman"/>
@@ -5167,6 +5977,8 @@
           <w:lang w:val="en-US"/>
         </w:rPr>
       </w:pPr>
+      <w:proofErr w:type="spellStart"/>
+      <w:proofErr w:type="gramStart"/>
       <w:r>
         <w:rPr>
           <w:rFonts w:ascii="Consolas" w:eastAsia="Times New Roman" w:hAnsi="Consolas" w:cs="Times New Roman"/>
@@ -5187,15 +5999,49 @@
         </w:rPr>
         <w:t>plot</w:t>
       </w:r>
-      <w:r>
-        <w:rPr>
-          <w:rFonts w:ascii="Consolas" w:eastAsia="Times New Roman" w:hAnsi="Consolas" w:cs="Times New Roman"/>
-          <w:color w:val="ABB2BF"/>
-          <w:sz w:val="23"/>
-          <w:szCs w:val="23"/>
-          <w:lang w:val="en-US"/>
-        </w:rPr>
-        <w:t xml:space="preserve">(theta1_values, costs_clean, </w:t>
+      <w:proofErr w:type="spellEnd"/>
+      <w:r>
+        <w:rPr>
+          <w:rFonts w:ascii="Consolas" w:eastAsia="Times New Roman" w:hAnsi="Consolas" w:cs="Times New Roman"/>
+          <w:color w:val="ABB2BF"/>
+          <w:sz w:val="23"/>
+          <w:szCs w:val="23"/>
+          <w:lang w:val="en-US"/>
+        </w:rPr>
+        <w:t>(</w:t>
+      </w:r>
+      <w:proofErr w:type="gramEnd"/>
+      <w:r>
+        <w:rPr>
+          <w:rFonts w:ascii="Consolas" w:eastAsia="Times New Roman" w:hAnsi="Consolas" w:cs="Times New Roman"/>
+          <w:color w:val="ABB2BF"/>
+          <w:sz w:val="23"/>
+          <w:szCs w:val="23"/>
+          <w:lang w:val="en-US"/>
+        </w:rPr>
+        <w:t xml:space="preserve">theta1_values, </w:t>
+      </w:r>
+      <w:proofErr w:type="spellStart"/>
+      <w:r>
+        <w:rPr>
+          <w:rFonts w:ascii="Consolas" w:eastAsia="Times New Roman" w:hAnsi="Consolas" w:cs="Times New Roman"/>
+          <w:color w:val="ABB2BF"/>
+          <w:sz w:val="23"/>
+          <w:szCs w:val="23"/>
+          <w:lang w:val="en-US"/>
+        </w:rPr>
+        <w:t>costs_clean</w:t>
+      </w:r>
+      <w:proofErr w:type="spellEnd"/>
+      <w:r>
+        <w:rPr>
+          <w:rFonts w:ascii="Consolas" w:eastAsia="Times New Roman" w:hAnsi="Consolas" w:cs="Times New Roman"/>
+          <w:color w:val="ABB2BF"/>
+          <w:sz w:val="23"/>
+          <w:szCs w:val="23"/>
+          <w:lang w:val="en-US"/>
+        </w:rPr>
+        <w:t xml:space="preserve">, </w:t>
       </w:r>
       <w:r>
         <w:rPr>
@@ -5308,6 +6154,8 @@
           <w:lang w:val="en-US"/>
         </w:rPr>
       </w:pPr>
+      <w:proofErr w:type="spellStart"/>
+      <w:proofErr w:type="gramStart"/>
       <w:r>
         <w:rPr>
           <w:rFonts w:ascii="Consolas" w:eastAsia="Times New Roman" w:hAnsi="Consolas" w:cs="Times New Roman"/>
@@ -5328,15 +6176,49 @@
         </w:rPr>
         <w:t>plot</w:t>
       </w:r>
-      <w:r>
-        <w:rPr>
-          <w:rFonts w:ascii="Consolas" w:eastAsia="Times New Roman" w:hAnsi="Consolas" w:cs="Times New Roman"/>
-          <w:color w:val="ABB2BF"/>
-          <w:sz w:val="23"/>
-          <w:szCs w:val="23"/>
-          <w:lang w:val="en-US"/>
-        </w:rPr>
-        <w:t xml:space="preserve">(theta1_values, costs_noisy, </w:t>
+      <w:proofErr w:type="spellEnd"/>
+      <w:r>
+        <w:rPr>
+          <w:rFonts w:ascii="Consolas" w:eastAsia="Times New Roman" w:hAnsi="Consolas" w:cs="Times New Roman"/>
+          <w:color w:val="ABB2BF"/>
+          <w:sz w:val="23"/>
+          <w:szCs w:val="23"/>
+          <w:lang w:val="en-US"/>
+        </w:rPr>
+        <w:t>(</w:t>
+      </w:r>
+      <w:proofErr w:type="gramEnd"/>
+      <w:r>
+        <w:rPr>
+          <w:rFonts w:ascii="Consolas" w:eastAsia="Times New Roman" w:hAnsi="Consolas" w:cs="Times New Roman"/>
+          <w:color w:val="ABB2BF"/>
+          <w:sz w:val="23"/>
+          <w:szCs w:val="23"/>
+          <w:lang w:val="en-US"/>
+        </w:rPr>
+        <w:t xml:space="preserve">theta1_values, </w:t>
+      </w:r>
+      <w:proofErr w:type="spellStart"/>
+      <w:r>
+        <w:rPr>
+          <w:rFonts w:ascii="Consolas" w:eastAsia="Times New Roman" w:hAnsi="Consolas" w:cs="Times New Roman"/>
+          <w:color w:val="ABB2BF"/>
+          <w:sz w:val="23"/>
+          <w:szCs w:val="23"/>
+          <w:lang w:val="en-US"/>
+        </w:rPr>
+        <w:t>costs_noisy</w:t>
+      </w:r>
+      <w:proofErr w:type="spellEnd"/>
+      <w:r>
+        <w:rPr>
+          <w:rFonts w:ascii="Consolas" w:eastAsia="Times New Roman" w:hAnsi="Consolas" w:cs="Times New Roman"/>
+          <w:color w:val="ABB2BF"/>
+          <w:sz w:val="23"/>
+          <w:szCs w:val="23"/>
+          <w:lang w:val="en-US"/>
+        </w:rPr>
+        <w:t xml:space="preserve">, </w:t>
       </w:r>
       <w:r>
         <w:rPr>
@@ -5449,6 +6331,8 @@
           <w:lang w:val="en-US"/>
         </w:rPr>
       </w:pPr>
+      <w:proofErr w:type="spellStart"/>
+      <w:proofErr w:type="gramStart"/>
       <w:r>
         <w:rPr>
           <w:rFonts w:ascii="Consolas" w:eastAsia="Times New Roman" w:hAnsi="Consolas" w:cs="Times New Roman"/>
@@ -5469,15 +6353,27 @@
         </w:rPr>
         <w:t>axvline</w:t>
       </w:r>
-      <w:r>
-        <w:rPr>
-          <w:rFonts w:ascii="Consolas" w:eastAsia="Times New Roman" w:hAnsi="Consolas" w:cs="Times New Roman"/>
-          <w:color w:val="ABB2BF"/>
-          <w:sz w:val="23"/>
-          <w:szCs w:val="23"/>
-          <w:lang w:val="en-US"/>
-        </w:rPr>
-        <w:t xml:space="preserve">(theta1_min_clean, </w:t>
+      <w:proofErr w:type="spellEnd"/>
+      <w:r>
+        <w:rPr>
+          <w:rFonts w:ascii="Consolas" w:eastAsia="Times New Roman" w:hAnsi="Consolas" w:cs="Times New Roman"/>
+          <w:color w:val="ABB2BF"/>
+          <w:sz w:val="23"/>
+          <w:szCs w:val="23"/>
+          <w:lang w:val="en-US"/>
+        </w:rPr>
+        <w:t>(</w:t>
+      </w:r>
+      <w:proofErr w:type="gramEnd"/>
+      <w:r>
+        <w:rPr>
+          <w:rFonts w:ascii="Consolas" w:eastAsia="Times New Roman" w:hAnsi="Consolas" w:cs="Times New Roman"/>
+          <w:color w:val="ABB2BF"/>
+          <w:sz w:val="23"/>
+          <w:szCs w:val="23"/>
+          <w:lang w:val="en-US"/>
+        </w:rPr>
+        <w:t xml:space="preserve">theta1_min_clean, </w:t>
       </w:r>
       <w:r>
         <w:rPr>
@@ -5519,6 +6415,7 @@
         </w:rPr>
         <w:t xml:space="preserve">, </w:t>
       </w:r>
+      <w:proofErr w:type="spellStart"/>
       <w:r>
         <w:rPr>
           <w:rFonts w:ascii="Consolas" w:eastAsia="Times New Roman" w:hAnsi="Consolas" w:cs="Times New Roman"/>
@@ -5529,6 +6426,7 @@
         </w:rPr>
         <w:t>linestyle</w:t>
       </w:r>
+      <w:proofErr w:type="spellEnd"/>
       <w:r>
         <w:rPr>
           <w:rFonts w:ascii="Consolas" w:eastAsia="Times New Roman" w:hAnsi="Consolas" w:cs="Times New Roman"/>
@@ -5573,6 +6471,8 @@
           <w:lang w:val="en-US"/>
         </w:rPr>
       </w:pPr>
+      <w:proofErr w:type="spellStart"/>
+      <w:proofErr w:type="gramStart"/>
       <w:r>
         <w:rPr>
           <w:rFonts w:ascii="Consolas" w:eastAsia="Times New Roman" w:hAnsi="Consolas" w:cs="Times New Roman"/>
@@ -5593,15 +6493,27 @@
         </w:rPr>
         <w:t>axvline</w:t>
       </w:r>
-      <w:r>
-        <w:rPr>
-          <w:rFonts w:ascii="Consolas" w:eastAsia="Times New Roman" w:hAnsi="Consolas" w:cs="Times New Roman"/>
-          <w:color w:val="ABB2BF"/>
-          <w:sz w:val="23"/>
-          <w:szCs w:val="23"/>
-          <w:lang w:val="en-US"/>
-        </w:rPr>
-        <w:t xml:space="preserve">(theta1_min_noisy, </w:t>
+      <w:proofErr w:type="spellEnd"/>
+      <w:r>
+        <w:rPr>
+          <w:rFonts w:ascii="Consolas" w:eastAsia="Times New Roman" w:hAnsi="Consolas" w:cs="Times New Roman"/>
+          <w:color w:val="ABB2BF"/>
+          <w:sz w:val="23"/>
+          <w:szCs w:val="23"/>
+          <w:lang w:val="en-US"/>
+        </w:rPr>
+        <w:t>(</w:t>
+      </w:r>
+      <w:proofErr w:type="gramEnd"/>
+      <w:r>
+        <w:rPr>
+          <w:rFonts w:ascii="Consolas" w:eastAsia="Times New Roman" w:hAnsi="Consolas" w:cs="Times New Roman"/>
+          <w:color w:val="ABB2BF"/>
+          <w:sz w:val="23"/>
+          <w:szCs w:val="23"/>
+          <w:lang w:val="en-US"/>
+        </w:rPr>
+        <w:t xml:space="preserve">theta1_min_noisy, </w:t>
       </w:r>
       <w:r>
         <w:rPr>
@@ -5643,6 +6555,7 @@
         </w:rPr>
         <w:t xml:space="preserve">, </w:t>
       </w:r>
+      <w:proofErr w:type="spellStart"/>
       <w:r>
         <w:rPr>
           <w:rFonts w:ascii="Consolas" w:eastAsia="Times New Roman" w:hAnsi="Consolas" w:cs="Times New Roman"/>
@@ -5653,6 +6566,7 @@
         </w:rPr>
         <w:t>linestyle</w:t>
       </w:r>
+      <w:proofErr w:type="spellEnd"/>
       <w:r>
         <w:rPr>
           <w:rFonts w:ascii="Consolas" w:eastAsia="Times New Roman" w:hAnsi="Consolas" w:cs="Times New Roman"/>
@@ -5697,6 +6611,8 @@
           <w:lang w:val="en-US"/>
         </w:rPr>
       </w:pPr>
+      <w:proofErr w:type="spellStart"/>
+      <w:proofErr w:type="gramStart"/>
       <w:r>
         <w:rPr>
           <w:rFonts w:ascii="Consolas" w:eastAsia="Times New Roman" w:hAnsi="Consolas" w:cs="Times New Roman"/>
@@ -5717,6 +6633,7 @@
         </w:rPr>
         <w:t>xlabel</w:t>
       </w:r>
+      <w:proofErr w:type="spellEnd"/>
       <w:r>
         <w:rPr>
           <w:rFonts w:ascii="Consolas" w:eastAsia="Times New Roman" w:hAnsi="Consolas" w:cs="Times New Roman"/>
@@ -5727,6 +6644,7 @@
         </w:rPr>
         <w:t>(</w:t>
       </w:r>
+      <w:proofErr w:type="gramEnd"/>
       <w:r>
         <w:rPr>
           <w:rFonts w:ascii="Consolas" w:eastAsia="Times New Roman" w:hAnsi="Consolas" w:cs="Times New Roman"/>
@@ -5780,6 +6698,8 @@
           <w:lang w:val="en-US"/>
         </w:rPr>
       </w:pPr>
+      <w:proofErr w:type="spellStart"/>
+      <w:proofErr w:type="gramStart"/>
       <w:r>
         <w:rPr>
           <w:rFonts w:ascii="Consolas" w:eastAsia="Times New Roman" w:hAnsi="Consolas" w:cs="Times New Roman"/>
@@ -5800,6 +6720,7 @@
         </w:rPr>
         <w:t>ylabel</w:t>
       </w:r>
+      <w:proofErr w:type="spellEnd"/>
       <w:r>
         <w:rPr>
           <w:rFonts w:ascii="Consolas" w:eastAsia="Times New Roman" w:hAnsi="Consolas" w:cs="Times New Roman"/>
@@ -5810,6 +6731,7 @@
         </w:rPr>
         <w:t>(</w:t>
       </w:r>
+      <w:proofErr w:type="gramEnd"/>
       <w:r>
         <w:rPr>
           <w:rFonts w:ascii="Consolas" w:eastAsia="Times New Roman" w:hAnsi="Consolas" w:cs="Times New Roman"/>
@@ -5862,6 +6784,7 @@
           <w:szCs w:val="23"/>
         </w:rPr>
       </w:pPr>
+      <w:proofErr w:type="gramStart"/>
       <w:r>
         <w:rPr>
           <w:rFonts w:ascii="Consolas" w:eastAsia="Times New Roman" w:hAnsi="Consolas" w:cs="Times New Roman"/>
@@ -5880,6 +6803,7 @@
         </w:rPr>
         <w:t>title</w:t>
       </w:r>
+      <w:proofErr w:type="gramEnd"/>
       <w:r>
         <w:rPr>
           <w:rFonts w:ascii="Consolas" w:eastAsia="Times New Roman" w:hAnsi="Consolas" w:cs="Times New Roman"/>
@@ -5921,6 +6845,7 @@
           <w:lang w:val="en-US"/>
         </w:rPr>
       </w:pPr>
+      <w:proofErr w:type="gramStart"/>
       <w:r>
         <w:rPr>
           <w:rFonts w:ascii="Consolas" w:eastAsia="Times New Roman" w:hAnsi="Consolas" w:cs="Times New Roman"/>
@@ -5951,6 +6876,7 @@
         </w:rPr>
         <w:t>()</w:t>
       </w:r>
+      <w:proofErr w:type="gramEnd"/>
     </w:p>
     <w:p>
       <w:pPr>
@@ -5965,6 +6891,8 @@
           <w:lang w:val="en-US"/>
         </w:rPr>
       </w:pPr>
+      <w:proofErr w:type="spellStart"/>
+      <w:proofErr w:type="gramStart"/>
       <w:r>
         <w:rPr>
           <w:rFonts w:ascii="Consolas" w:eastAsia="Times New Roman" w:hAnsi="Consolas" w:cs="Times New Roman"/>
@@ -5985,6 +6913,7 @@
         </w:rPr>
         <w:t>grid</w:t>
       </w:r>
+      <w:proofErr w:type="spellEnd"/>
       <w:r>
         <w:rPr>
           <w:rFonts w:ascii="Consolas" w:eastAsia="Times New Roman" w:hAnsi="Consolas" w:cs="Times New Roman"/>
@@ -5995,6 +6924,7 @@
         </w:rPr>
         <w:t>(</w:t>
       </w:r>
+      <w:proofErr w:type="gramEnd"/>
       <w:r>
         <w:rPr>
           <w:rFonts w:ascii="Consolas" w:eastAsia="Times New Roman" w:hAnsi="Consolas" w:cs="Times New Roman"/>
@@ -6043,6 +6973,7 @@
           <w:lang w:val="en-US"/>
         </w:rPr>
       </w:pPr>
+      <w:proofErr w:type="spellStart"/>
       <w:r>
         <w:rPr>
           <w:rFonts w:ascii="Consolas" w:eastAsia="Times New Roman" w:hAnsi="Consolas" w:cs="Times New Roman"/>
@@ -6061,8 +6992,20 @@
           <w:szCs w:val="23"/>
           <w:lang w:val="en-US"/>
         </w:rPr>
-        <w:t>tight_layout</w:t>
-      </w:r>
+        <w:t>tight_</w:t>
+      </w:r>
+      <w:proofErr w:type="gramStart"/>
+      <w:r>
+        <w:rPr>
+          <w:rFonts w:ascii="Consolas" w:eastAsia="Times New Roman" w:hAnsi="Consolas" w:cs="Times New Roman"/>
+          <w:color w:val="61AFEF"/>
+          <w:sz w:val="23"/>
+          <w:szCs w:val="23"/>
+          <w:lang w:val="en-US"/>
+        </w:rPr>
+        <w:t>layout</w:t>
+      </w:r>
+      <w:proofErr w:type="spellEnd"/>
       <w:r>
         <w:rPr>
           <w:rFonts w:ascii="Consolas" w:eastAsia="Times New Roman" w:hAnsi="Consolas" w:cs="Times New Roman"/>
@@ -6073,6 +7016,7 @@
         </w:rPr>
         <w:t>()</w:t>
       </w:r>
+      <w:proofErr w:type="gramEnd"/>
     </w:p>
     <w:p>
       <w:pPr>
@@ -6087,6 +7031,8 @@
           <w:lang w:val="en-US"/>
         </w:rPr>
       </w:pPr>
+      <w:proofErr w:type="spellStart"/>
+      <w:proofErr w:type="gramStart"/>
       <w:r>
         <w:rPr>
           <w:rFonts w:ascii="Consolas" w:eastAsia="Times New Roman" w:hAnsi="Consolas" w:cs="Times New Roman"/>
@@ -6107,6 +7053,7 @@
         </w:rPr>
         <w:t>show</w:t>
       </w:r>
+      <w:proofErr w:type="spellEnd"/>
       <w:r>
         <w:rPr>
           <w:rFonts w:ascii="Consolas" w:eastAsia="Times New Roman" w:hAnsi="Consolas" w:cs="Times New Roman"/>
@@ -6117,6 +7064,7 @@
         </w:rPr>
         <w:t>()</w:t>
       </w:r>
+      <w:proofErr w:type="gramEnd"/>
     </w:p>
     <w:p>
       <w:pPr>
@@ -6241,7 +7189,6 @@
           <w:b/>
           <w:sz w:val="32"/>
           <w:szCs w:val="32"/>
-          <w:lang w:val="en-US"/>
         </w:rPr>
       </w:pPr>
       <w:r>
@@ -6250,7 +7197,6 @@
           <w:b/>
           <w:sz w:val="32"/>
           <w:szCs w:val="32"/>
-          <w:lang w:val="en-US"/>
         </w:rPr>
         <w:t>3.</w:t>
       </w:r>
@@ -6269,7 +7215,6 @@
           <w:b/>
           <w:sz w:val="32"/>
           <w:szCs w:val="32"/>
-          <w:lang w:val="en-US"/>
         </w:rPr>
         <w:t>:</w:t>
       </w:r>
@@ -6287,7 +7232,6 @@
           <w:b/>
           <w:sz w:val="32"/>
           <w:szCs w:val="32"/>
-          <w:lang w:val="en-US"/>
         </w:rPr>
         <w:tab/>
       </w:r>
@@ -6327,6 +7271,7 @@
         <w:rPr>
           <w:rFonts w:ascii="Times New Roman" w:hAnsi="Times New Roman" w:cs="Times New Roman"/>
           <w:b/>
+          <w:noProof/>
           <w:sz w:val="32"/>
           <w:szCs w:val="32"/>
         </w:rPr>
@@ -6595,6 +7540,7 @@
         <w:rPr>
           <w:rFonts w:ascii="Times New Roman" w:hAnsi="Times New Roman" w:cs="Times New Roman"/>
           <w:b/>
+          <w:noProof/>
           <w:sz w:val="32"/>
           <w:szCs w:val="32"/>
         </w:rPr>
@@ -6644,8 +7590,6 @@
           <w:szCs w:val="32"/>
         </w:rPr>
       </w:pPr>
-      <w:bookmarkStart w:id="2" w:name="_GoBack"/>
-      <w:bookmarkEnd w:id="2"/>
     </w:p>
     <w:p>
       <w:pPr>
@@ -6654,7 +7598,6 @@
           <w:b/>
           <w:sz w:val="32"/>
           <w:szCs w:val="32"/>
-          <w:lang w:val="en-US"/>
         </w:rPr>
       </w:pPr>
       <w:r>
@@ -6672,7 +7615,6 @@
           <w:b/>
           <w:sz w:val="32"/>
           <w:szCs w:val="32"/>
-          <w:lang w:val="en-US"/>
         </w:rPr>
         <w:t>.</w:t>
       </w:r>
@@ -6691,7 +7633,6 @@
           <w:b/>
           <w:sz w:val="32"/>
           <w:szCs w:val="32"/>
-          <w:lang w:val="en-US"/>
         </w:rPr>
         <w:t>:</w:t>
       </w:r>
@@ -6710,7 +7651,6 @@
           <w:b/>
           <w:sz w:val="32"/>
           <w:szCs w:val="32"/>
-          <w:lang w:val="en-US"/>
         </w:rPr>
         <w:tab/>
       </w:r>
@@ -6727,7 +7667,23 @@
           <w:rFonts w:ascii="Times New Roman" w:hAnsi="Times New Roman" w:cs="Times New Roman"/>
           <w:szCs w:val="28"/>
         </w:rPr>
-        <w:t>роведен анализ линейной регрессии для аппроксимации данных. Модель h(x) = θ₁x успешно аппроксимирует как идеальные, так и зашумленные данные. Оптимальный параметр θ₁ = 1.00 для чистых данных и θ₁ ≈ 1.02 для зашумленных, что демонстрирует устойчивость метода к помехам. Функция стоимости имеет четкий минимум, подтверждая корректность подхода.</w:t>
+        <w:t xml:space="preserve">роведен анализ линейной регрессии для аппроксимации данных. Модель h(x) = </w:t>
+      </w:r>
+      <w:proofErr w:type="spellStart"/>
+      <w:r>
+        <w:rPr>
+          <w:rFonts w:ascii="Times New Roman" w:hAnsi="Times New Roman" w:cs="Times New Roman"/>
+          <w:szCs w:val="28"/>
+        </w:rPr>
+        <w:t>θ₁x</w:t>
+      </w:r>
+      <w:proofErr w:type="spellEnd"/>
+      <w:r>
+        <w:rPr>
+          <w:rFonts w:ascii="Times New Roman" w:hAnsi="Times New Roman" w:cs="Times New Roman"/>
+          <w:szCs w:val="28"/>
+        </w:rPr>
+        <w:t xml:space="preserve"> успешно аппроксимирует как идеальные, так и зашумленные данные. Оптимальный параметр θ₁ = 1.00 для чистых данных и θ₁ ≈ 1.02 для зашумленных, что демонстрирует устойчивость метода к помехам. Функция стоимости имеет четкий минимум, подтверждая корректность подхода.</w:t>
       </w:r>
     </w:p>
     <w:sectPr>
